--- a/fuentes/CFA_11_123500_DU.docx
+++ b/fuentes/CFA_11_123500_DU.docx
@@ -1,6 +1,6 @@
 
 <file path=word/document.xml><?xml version="1.0" encoding="utf-8"?>
-<w:document xmlns:wpc="http://schemas.microsoft.com/office/word/2010/wordprocessingCanvas" xmlns:cx="http://schemas.microsoft.com/office/drawing/2014/chartex" xmlns:cx1="http://schemas.microsoft.com/office/drawing/2015/9/8/chartex" xmlns:cx2="http://schemas.microsoft.com/office/drawing/2015/10/21/chartex" xmlns:cx3="http://schemas.microsoft.com/office/drawing/2016/5/9/chartex" xmlns:cx4="http://schemas.microsoft.com/office/drawing/2016/5/10/chartex" xmlns:cx5="http://schemas.microsoft.com/office/drawing/2016/5/11/chartex" xmlns:cx6="http://schemas.microsoft.com/office/drawing/2016/5/12/chartex" xmlns:cx7="http://schemas.microsoft.com/office/drawing/2016/5/13/chartex" xmlns:cx8="http://schemas.microsoft.com/office/drawing/2016/5/14/chartex" xmlns:mc="http://schemas.openxmlformats.org/markup-compatibility/2006" xmlns:aink="http://schemas.microsoft.com/office/drawing/2016/ink" xmlns:am3d="http://schemas.microsoft.com/office/drawing/2017/model3d" xmlns:o="urn:schemas-microsoft-com:office:office" xmlns:oel="http://schemas.microsoft.com/office/2019/extlst" xmlns:r="http://schemas.openxmlformats.org/officeDocument/2006/relationships" xmlns:m="http://schemas.openxmlformats.org/officeDocument/2006/math" xmlns:v="urn:schemas-microsoft-com:vml" xmlns:wp14="http://schemas.microsoft.com/office/word/2010/wordprocessingDrawing" xmlns:wp="http://schemas.openxmlformats.org/drawingml/2006/wordprocessingDrawing" xmlns:w10="urn:schemas-microsoft-com:office:word" xmlns:w="http://schemas.openxmlformats.org/wordprocessingml/2006/main" xmlns:w14="http://schemas.microsoft.com/office/word/2010/wordml" xmlns:w15="http://schemas.microsoft.com/office/word/2012/wordml" xmlns:w16cex="http://schemas.microsoft.com/office/word/2018/wordml/cex" xmlns:w16cid="http://schemas.microsoft.com/office/word/2016/wordml/cid" xmlns:w16="http://schemas.microsoft.com/office/word/2018/wordml" xmlns:w16du="http://schemas.microsoft.com/office/word/2023/wordml/word16du" xmlns:w16sdtdh="http://schemas.microsoft.com/office/word/2020/wordml/sdtdatahash" xmlns:w16se="http://schemas.microsoft.com/office/word/2015/wordml/symex" xmlns:wpg="http://schemas.microsoft.com/office/word/2010/wordprocessingGroup" xmlns:wpi="http://schemas.microsoft.com/office/word/2010/wordprocessingInk" xmlns:wne="http://schemas.microsoft.com/office/word/2006/wordml" xmlns:wps="http://schemas.microsoft.com/office/word/2010/wordprocessingShape" mc:Ignorable="w14 w15 w16se w16cid w16 w16cex w16sdtdh w16du wp14">
+<w:document xmlns:wpc="http://schemas.microsoft.com/office/word/2010/wordprocessingCanvas" xmlns:cx="http://schemas.microsoft.com/office/drawing/2014/chartex" xmlns:cx1="http://schemas.microsoft.com/office/drawing/2015/9/8/chartex" xmlns:cx2="http://schemas.microsoft.com/office/drawing/2015/10/21/chartex" xmlns:cx3="http://schemas.microsoft.com/office/drawing/2016/5/9/chartex" xmlns:cx4="http://schemas.microsoft.com/office/drawing/2016/5/10/chartex" xmlns:cx5="http://schemas.microsoft.com/office/drawing/2016/5/11/chartex" xmlns:cx6="http://schemas.microsoft.com/office/drawing/2016/5/12/chartex" xmlns:cx7="http://schemas.microsoft.com/office/drawing/2016/5/13/chartex" xmlns:cx8="http://schemas.microsoft.com/office/drawing/2016/5/14/chartex" xmlns:mc="http://schemas.openxmlformats.org/markup-compatibility/2006" xmlns:aink="http://schemas.microsoft.com/office/drawing/2016/ink" xmlns:am3d="http://schemas.microsoft.com/office/drawing/2017/model3d" xmlns:o="urn:schemas-microsoft-com:office:office" xmlns:oel="http://schemas.microsoft.com/office/2019/extlst" xmlns:r="http://schemas.openxmlformats.org/officeDocument/2006/relationships" xmlns:m="http://schemas.openxmlformats.org/officeDocument/2006/math" xmlns:v="urn:schemas-microsoft-com:vml" xmlns:wp14="http://schemas.microsoft.com/office/word/2010/wordprocessingDrawing" xmlns:wp="http://schemas.openxmlformats.org/drawingml/2006/wordprocessingDrawing" xmlns:w10="urn:schemas-microsoft-com:office:word" xmlns:w="http://schemas.openxmlformats.org/wordprocessingml/2006/main" xmlns:w14="http://schemas.microsoft.com/office/word/2010/wordml" xmlns:w15="http://schemas.microsoft.com/office/word/2012/wordml" xmlns:w16cex="http://schemas.microsoft.com/office/word/2018/wordml/cex" xmlns:w16cid="http://schemas.microsoft.com/office/word/2016/wordml/cid" xmlns:w16="http://schemas.microsoft.com/office/word/2018/wordml" xmlns:w16du="http://schemas.microsoft.com/office/word/2023/wordml/word16du" xmlns:w16sdtdh="http://schemas.microsoft.com/office/word/2020/wordml/sdtdatahash" xmlns:w16sdtfl="http://schemas.microsoft.com/office/word/2024/wordml/sdtformatlock" xmlns:w16se="http://schemas.microsoft.com/office/word/2015/wordml/symex" xmlns:wpg="http://schemas.microsoft.com/office/word/2010/wordprocessingGroup" xmlns:wpi="http://schemas.microsoft.com/office/word/2010/wordprocessingInk" xmlns:wne="http://schemas.microsoft.com/office/word/2006/wordml" xmlns:wps="http://schemas.microsoft.com/office/word/2010/wordprocessingShape" mc:Ignorable="w14 w15 w16se w16cid w16 w16cex w16sdtdh w16sdtfl w16du wp14">
   <w:body>
     <w:p>
       <w:pPr>
@@ -571,7 +571,7 @@
               <w:color w:val="auto"/>
               <w:kern w:val="2"/>
               <w:szCs w:val="24"/>
-              <w:lang w:val="es-ES" w:eastAsia="es-ES"/>
+              <w:lang w:eastAsia="es-CO"/>
               <w14:ligatures w14:val="standardContextual"/>
             </w:rPr>
           </w:pPr>
@@ -596,7 +596,7 @@
             </w:rPr>
             <w:fldChar w:fldCharType="separate"/>
           </w:r>
-          <w:hyperlink w:anchor="_Toc170978599" w:history="1">
+          <w:hyperlink w:anchor="_Toc223723336" w:history="1">
             <w:r>
               <w:rPr>
                 <w:rStyle w:val="Hipervnculo"/>
@@ -623,7 +623,7 @@
                 <w:noProof/>
                 <w:webHidden/>
               </w:rPr>
-              <w:instrText xml:space="preserve"> PAGEREF _Toc170978599 \h </w:instrText>
+              <w:instrText xml:space="preserve"> PAGEREF _Toc223723336 \h </w:instrText>
             </w:r>
             <w:r>
               <w:rPr>
@@ -667,11 +667,11 @@
               <w:color w:val="auto"/>
               <w:kern w:val="2"/>
               <w:szCs w:val="24"/>
-              <w:lang w:val="es-ES" w:eastAsia="es-ES"/>
+              <w:lang w:eastAsia="es-CO"/>
               <w14:ligatures w14:val="standardContextual"/>
             </w:rPr>
           </w:pPr>
-          <w:hyperlink w:anchor="_Toc170978600" w:history="1">
+          <w:hyperlink w:anchor="_Toc223723337" w:history="1">
             <w:r>
               <w:rPr>
                 <w:rStyle w:val="Hipervnculo"/>
@@ -686,7 +686,7 @@
                 <w:color w:val="auto"/>
                 <w:kern w:val="2"/>
                 <w:szCs w:val="24"/>
-                <w:lang w:val="es-ES" w:eastAsia="es-ES"/>
+                <w:lang w:eastAsia="es-CO"/>
                 <w14:ligatures w14:val="standardContextual"/>
               </w:rPr>
               <w:tab/>
@@ -717,7 +717,7 @@
                 <w:noProof/>
                 <w:webHidden/>
               </w:rPr>
-              <w:instrText xml:space="preserve"> PAGEREF _Toc170978600 \h </w:instrText>
+              <w:instrText xml:space="preserve"> PAGEREF _Toc223723337 \h </w:instrText>
             </w:r>
             <w:r>
               <w:rPr>
@@ -760,11 +760,11 @@
               <w:color w:val="auto"/>
               <w:kern w:val="2"/>
               <w:szCs w:val="24"/>
-              <w:lang w:val="es-ES" w:eastAsia="es-ES"/>
+              <w:lang w:eastAsia="es-CO"/>
               <w14:ligatures w14:val="standardContextual"/>
             </w:rPr>
           </w:pPr>
-          <w:hyperlink w:anchor="_Toc170978601" w:history="1">
+          <w:hyperlink w:anchor="_Toc223723338" w:history="1">
             <w:r>
               <w:rPr>
                 <w:rStyle w:val="Hipervnculo"/>
@@ -791,7 +791,7 @@
                 <w:noProof/>
                 <w:webHidden/>
               </w:rPr>
-              <w:instrText xml:space="preserve"> PAGEREF _Toc170978601 \h </w:instrText>
+              <w:instrText xml:space="preserve"> PAGEREF _Toc223723338 \h </w:instrText>
             </w:r>
             <w:r>
               <w:rPr>
@@ -834,11 +834,11 @@
               <w:color w:val="auto"/>
               <w:kern w:val="2"/>
               <w:szCs w:val="24"/>
-              <w:lang w:val="es-ES" w:eastAsia="es-ES"/>
+              <w:lang w:eastAsia="es-CO"/>
               <w14:ligatures w14:val="standardContextual"/>
             </w:rPr>
           </w:pPr>
-          <w:hyperlink w:anchor="_Toc170978602" w:history="1">
+          <w:hyperlink w:anchor="_Toc223723339" w:history="1">
             <w:r>
               <w:rPr>
                 <w:rStyle w:val="Hipervnculo"/>
@@ -865,7 +865,7 @@
                 <w:noProof/>
                 <w:webHidden/>
               </w:rPr>
-              <w:instrText xml:space="preserve"> PAGEREF _Toc170978602 \h </w:instrText>
+              <w:instrText xml:space="preserve"> PAGEREF _Toc223723339 \h </w:instrText>
             </w:r>
             <w:r>
               <w:rPr>
@@ -908,11 +908,11 @@
               <w:color w:val="auto"/>
               <w:kern w:val="2"/>
               <w:szCs w:val="24"/>
-              <w:lang w:val="es-ES" w:eastAsia="es-ES"/>
+              <w:lang w:eastAsia="es-CO"/>
               <w14:ligatures w14:val="standardContextual"/>
             </w:rPr>
           </w:pPr>
-          <w:hyperlink w:anchor="_Toc170978603" w:history="1">
+          <w:hyperlink w:anchor="_Toc223723340" w:history="1">
             <w:r>
               <w:rPr>
                 <w:rStyle w:val="Hipervnculo"/>
@@ -939,7 +939,7 @@
                 <w:noProof/>
                 <w:webHidden/>
               </w:rPr>
-              <w:instrText xml:space="preserve"> PAGEREF _Toc170978603 \h </w:instrText>
+              <w:instrText xml:space="preserve"> PAGEREF _Toc223723340 \h </w:instrText>
             </w:r>
             <w:r>
               <w:rPr>
@@ -982,11 +982,11 @@
               <w:color w:val="auto"/>
               <w:kern w:val="2"/>
               <w:szCs w:val="24"/>
-              <w:lang w:val="es-ES" w:eastAsia="es-ES"/>
+              <w:lang w:eastAsia="es-CO"/>
               <w14:ligatures w14:val="standardContextual"/>
             </w:rPr>
           </w:pPr>
-          <w:hyperlink w:anchor="_Toc170978604" w:history="1">
+          <w:hyperlink w:anchor="_Toc223723341" w:history="1">
             <w:r>
               <w:rPr>
                 <w:rStyle w:val="Hipervnculo"/>
@@ -1013,7 +1013,7 @@
                 <w:noProof/>
                 <w:webHidden/>
               </w:rPr>
-              <w:instrText xml:space="preserve"> PAGEREF _Toc170978604 \h </w:instrText>
+              <w:instrText xml:space="preserve"> PAGEREF _Toc223723341 \h </w:instrText>
             </w:r>
             <w:r>
               <w:rPr>
@@ -1056,11 +1056,11 @@
               <w:color w:val="auto"/>
               <w:kern w:val="2"/>
               <w:szCs w:val="24"/>
-              <w:lang w:val="es-ES" w:eastAsia="es-ES"/>
+              <w:lang w:eastAsia="es-CO"/>
               <w14:ligatures w14:val="standardContextual"/>
             </w:rPr>
           </w:pPr>
-          <w:hyperlink w:anchor="_Toc170978605" w:history="1">
+          <w:hyperlink w:anchor="_Toc223723342" w:history="1">
             <w:r>
               <w:rPr>
                 <w:rStyle w:val="Hipervnculo"/>
@@ -1087,7 +1087,7 @@
                 <w:noProof/>
                 <w:webHidden/>
               </w:rPr>
-              <w:instrText xml:space="preserve"> PAGEREF _Toc170978605 \h </w:instrText>
+              <w:instrText xml:space="preserve"> PAGEREF _Toc223723342 \h </w:instrText>
             </w:r>
             <w:r>
               <w:rPr>
@@ -1130,11 +1130,11 @@
               <w:color w:val="auto"/>
               <w:kern w:val="2"/>
               <w:szCs w:val="24"/>
-              <w:lang w:val="es-ES" w:eastAsia="es-ES"/>
+              <w:lang w:eastAsia="es-CO"/>
               <w14:ligatures w14:val="standardContextual"/>
             </w:rPr>
           </w:pPr>
-          <w:hyperlink w:anchor="_Toc170978606" w:history="1">
+          <w:hyperlink w:anchor="_Toc223723343" w:history="1">
             <w:r>
               <w:rPr>
                 <w:rStyle w:val="Hipervnculo"/>
@@ -1161,7 +1161,7 @@
                 <w:noProof/>
                 <w:webHidden/>
               </w:rPr>
-              <w:instrText xml:space="preserve"> PAGEREF _Toc170978606 \h </w:instrText>
+              <w:instrText xml:space="preserve"> PAGEREF _Toc223723343 \h </w:instrText>
             </w:r>
             <w:r>
               <w:rPr>
@@ -1205,11 +1205,11 @@
               <w:color w:val="auto"/>
               <w:kern w:val="2"/>
               <w:szCs w:val="24"/>
-              <w:lang w:val="es-ES" w:eastAsia="es-ES"/>
+              <w:lang w:eastAsia="es-CO"/>
               <w14:ligatures w14:val="standardContextual"/>
             </w:rPr>
           </w:pPr>
-          <w:hyperlink w:anchor="_Toc170978607" w:history="1">
+          <w:hyperlink w:anchor="_Toc223723344" w:history="1">
             <w:r>
               <w:rPr>
                 <w:rStyle w:val="Hipervnculo"/>
@@ -1224,7 +1224,7 @@
                 <w:color w:val="auto"/>
                 <w:kern w:val="2"/>
                 <w:szCs w:val="24"/>
-                <w:lang w:val="es-ES" w:eastAsia="es-ES"/>
+                <w:lang w:eastAsia="es-CO"/>
                 <w14:ligatures w14:val="standardContextual"/>
               </w:rPr>
               <w:tab/>
@@ -1255,7 +1255,7 @@
                 <w:noProof/>
                 <w:webHidden/>
               </w:rPr>
-              <w:instrText xml:space="preserve"> PAGEREF _Toc170978607 \h </w:instrText>
+              <w:instrText xml:space="preserve"> PAGEREF _Toc223723344 \h </w:instrText>
             </w:r>
             <w:r>
               <w:rPr>
@@ -1298,11 +1298,11 @@
               <w:color w:val="auto"/>
               <w:kern w:val="2"/>
               <w:szCs w:val="24"/>
-              <w:lang w:val="es-ES" w:eastAsia="es-ES"/>
+              <w:lang w:eastAsia="es-CO"/>
               <w14:ligatures w14:val="standardContextual"/>
             </w:rPr>
           </w:pPr>
-          <w:hyperlink w:anchor="_Toc170978608" w:history="1">
+          <w:hyperlink w:anchor="_Toc223723345" w:history="1">
             <w:r>
               <w:rPr>
                 <w:rStyle w:val="Hipervnculo"/>
@@ -1329,7 +1329,7 @@
                 <w:noProof/>
                 <w:webHidden/>
               </w:rPr>
-              <w:instrText xml:space="preserve"> PAGEREF _Toc170978608 \h </w:instrText>
+              <w:instrText xml:space="preserve"> PAGEREF _Toc223723345 \h </w:instrText>
             </w:r>
             <w:r>
               <w:rPr>
@@ -1372,11 +1372,11 @@
               <w:color w:val="auto"/>
               <w:kern w:val="2"/>
               <w:szCs w:val="24"/>
-              <w:lang w:val="es-ES" w:eastAsia="es-ES"/>
+              <w:lang w:eastAsia="es-CO"/>
               <w14:ligatures w14:val="standardContextual"/>
             </w:rPr>
           </w:pPr>
-          <w:hyperlink w:anchor="_Toc170978609" w:history="1">
+          <w:hyperlink w:anchor="_Toc223723346" w:history="1">
             <w:r>
               <w:rPr>
                 <w:rStyle w:val="Hipervnculo"/>
@@ -1403,7 +1403,7 @@
                 <w:noProof/>
                 <w:webHidden/>
               </w:rPr>
-              <w:instrText xml:space="preserve"> PAGEREF _Toc170978609 \h </w:instrText>
+              <w:instrText xml:space="preserve"> PAGEREF _Toc223723346 \h </w:instrText>
             </w:r>
             <w:r>
               <w:rPr>
@@ -1446,11 +1446,11 @@
               <w:color w:val="auto"/>
               <w:kern w:val="2"/>
               <w:szCs w:val="24"/>
-              <w:lang w:val="es-ES" w:eastAsia="es-ES"/>
+              <w:lang w:eastAsia="es-CO"/>
               <w14:ligatures w14:val="standardContextual"/>
             </w:rPr>
           </w:pPr>
-          <w:hyperlink w:anchor="_Toc170978610" w:history="1">
+          <w:hyperlink w:anchor="_Toc223723347" w:history="1">
             <w:r>
               <w:rPr>
                 <w:rStyle w:val="Hipervnculo"/>
@@ -1477,7 +1477,7 @@
                 <w:noProof/>
                 <w:webHidden/>
               </w:rPr>
-              <w:instrText xml:space="preserve"> PAGEREF _Toc170978610 \h </w:instrText>
+              <w:instrText xml:space="preserve"> PAGEREF _Toc223723347 \h </w:instrText>
             </w:r>
             <w:r>
               <w:rPr>
@@ -1520,17 +1520,17 @@
               <w:color w:val="auto"/>
               <w:kern w:val="2"/>
               <w:szCs w:val="24"/>
-              <w:lang w:val="es-ES" w:eastAsia="es-ES"/>
+              <w:lang w:eastAsia="es-CO"/>
               <w14:ligatures w14:val="standardContextual"/>
             </w:rPr>
           </w:pPr>
-          <w:hyperlink w:anchor="_Toc170978611" w:history="1">
+          <w:hyperlink w:anchor="_Toc223723348" w:history="1">
             <w:r>
               <w:rPr>
                 <w:rStyle w:val="Hipervnculo"/>
                 <w:noProof/>
               </w:rPr>
-              <w:t>Material complementario</w:t>
+              <w:t>Glosario</w:t>
             </w:r>
             <w:r>
               <w:rPr>
@@ -1551,7 +1551,7 @@
                 <w:noProof/>
                 <w:webHidden/>
               </w:rPr>
-              <w:instrText xml:space="preserve"> PAGEREF _Toc170978611 \h </w:instrText>
+              <w:instrText xml:space="preserve"> PAGEREF _Toc223723348 \h </w:instrText>
             </w:r>
             <w:r>
               <w:rPr>
@@ -1594,17 +1594,17 @@
               <w:color w:val="auto"/>
               <w:kern w:val="2"/>
               <w:szCs w:val="24"/>
-              <w:lang w:val="es-ES" w:eastAsia="es-ES"/>
+              <w:lang w:eastAsia="es-CO"/>
               <w14:ligatures w14:val="standardContextual"/>
             </w:rPr>
           </w:pPr>
-          <w:hyperlink w:anchor="_Toc170978612" w:history="1">
+          <w:hyperlink w:anchor="_Toc223723349" w:history="1">
             <w:r>
               <w:rPr>
                 <w:rStyle w:val="Hipervnculo"/>
                 <w:noProof/>
               </w:rPr>
-              <w:t>Glosario</w:t>
+              <w:t>Referencias bibliográficas</w:t>
             </w:r>
             <w:r>
               <w:rPr>
@@ -1625,7 +1625,7 @@
                 <w:noProof/>
                 <w:webHidden/>
               </w:rPr>
-              <w:instrText xml:space="preserve"> PAGEREF _Toc170978612 \h </w:instrText>
+              <w:instrText xml:space="preserve"> PAGEREF _Toc223723349 \h </w:instrText>
             </w:r>
             <w:r>
               <w:rPr>
@@ -1645,7 +1645,7 @@
                 <w:noProof/>
                 <w:webHidden/>
               </w:rPr>
-              <w:t>46</w:t>
+              <w:t>45</w:t>
             </w:r>
             <w:r>
               <w:rPr>
@@ -1668,17 +1668,18 @@
               <w:color w:val="auto"/>
               <w:kern w:val="2"/>
               <w:szCs w:val="24"/>
-              <w:lang w:val="es-ES" w:eastAsia="es-ES"/>
+              <w:lang w:eastAsia="es-CO"/>
               <w14:ligatures w14:val="standardContextual"/>
             </w:rPr>
           </w:pPr>
-          <w:hyperlink w:anchor="_Toc170978613" w:history="1">
+          <w:hyperlink w:anchor="_Toc223723350" w:history="1">
             <w:r>
               <w:rPr>
                 <w:rStyle w:val="Hipervnculo"/>
                 <w:noProof/>
-              </w:rPr>
-              <w:t>Referencias bibliográficas</w:t>
+                <w:lang w:val="en-US"/>
+              </w:rPr>
+              <w:t>Créditos</w:t>
             </w:r>
             <w:r>
               <w:rPr>
@@ -1699,7 +1700,7 @@
                 <w:noProof/>
                 <w:webHidden/>
               </w:rPr>
-              <w:instrText xml:space="preserve"> PAGEREF _Toc170978613 \h </w:instrText>
+              <w:instrText xml:space="preserve"> PAGEREF _Toc223723350 \h </w:instrText>
             </w:r>
             <w:r>
               <w:rPr>
@@ -1719,81 +1720,7 @@
                 <w:noProof/>
                 <w:webHidden/>
               </w:rPr>
-              <w:t>47</w:t>
-            </w:r>
-            <w:r>
-              <w:rPr>
-                <w:noProof/>
-                <w:webHidden/>
-              </w:rPr>
-              <w:fldChar w:fldCharType="end"/>
-            </w:r>
-          </w:hyperlink>
-        </w:p>
-        <w:p>
-          <w:pPr>
-            <w:pStyle w:val="TDC1"/>
-            <w:tabs>
-              <w:tab w:val="right" w:leader="dot" w:pos="9962"/>
-            </w:tabs>
-            <w:rPr>
-              <w:rFonts w:asciiTheme="minorHAnsi" w:eastAsiaTheme="minorEastAsia" w:hAnsiTheme="minorHAnsi"/>
-              <w:noProof/>
-              <w:color w:val="auto"/>
-              <w:kern w:val="2"/>
-              <w:szCs w:val="24"/>
-              <w:lang w:val="es-ES" w:eastAsia="es-ES"/>
-              <w14:ligatures w14:val="standardContextual"/>
-            </w:rPr>
-          </w:pPr>
-          <w:hyperlink w:anchor="_Toc170978614" w:history="1">
-            <w:r>
-              <w:rPr>
-                <w:rStyle w:val="Hipervnculo"/>
-                <w:noProof/>
-              </w:rPr>
-              <w:t>Créditos</w:t>
-            </w:r>
-            <w:r>
-              <w:rPr>
-                <w:noProof/>
-                <w:webHidden/>
-              </w:rPr>
-              <w:tab/>
-            </w:r>
-            <w:r>
-              <w:rPr>
-                <w:noProof/>
-                <w:webHidden/>
-              </w:rPr>
-              <w:fldChar w:fldCharType="begin"/>
-            </w:r>
-            <w:r>
-              <w:rPr>
-                <w:noProof/>
-                <w:webHidden/>
-              </w:rPr>
-              <w:instrText xml:space="preserve"> PAGEREF _Toc170978614 \h </w:instrText>
-            </w:r>
-            <w:r>
-              <w:rPr>
-                <w:noProof/>
-                <w:webHidden/>
-              </w:rPr>
-            </w:r>
-            <w:r>
-              <w:rPr>
-                <w:noProof/>
-                <w:webHidden/>
-              </w:rPr>
-              <w:fldChar w:fldCharType="separate"/>
-            </w:r>
-            <w:r>
-              <w:rPr>
-                <w:noProof/>
-                <w:webHidden/>
-              </w:rPr>
-              <w:t>48</w:t>
+              <w:t>46</w:t>
             </w:r>
             <w:r>
               <w:rPr>
@@ -1837,7 +1764,7 @@
           <w:lang w:val="es-CO"/>
         </w:rPr>
       </w:pPr>
-      <w:bookmarkStart w:id="0" w:name="_Toc170978599"/>
+      <w:bookmarkStart w:id="0" w:name="_Toc223723336"/>
       <w:r>
         <w:rPr>
           <w:lang w:val="es-CO"/>
@@ -2588,7 +2515,25 @@
                 <w:sz w:val="28"/>
                 <w:szCs w:val="28"/>
               </w:rPr>
-              <w:t xml:space="preserve"> que existen premisas a tener en cuenta para gestionar los riesgos en la</w:t>
+              <w:t xml:space="preserve"> que existen premisas </w:t>
+            </w:r>
+            <w:proofErr w:type="gramStart"/>
+            <w:r>
+              <w:rPr>
+                <w:rFonts w:asciiTheme="minorHAnsi" w:hAnsiTheme="minorHAnsi" w:cstheme="minorHAnsi"/>
+                <w:sz w:val="28"/>
+                <w:szCs w:val="28"/>
+              </w:rPr>
+              <w:t>a</w:t>
+            </w:r>
+            <w:proofErr w:type="gramEnd"/>
+            <w:r>
+              <w:rPr>
+                <w:rFonts w:asciiTheme="minorHAnsi" w:hAnsiTheme="minorHAnsi" w:cstheme="minorHAnsi"/>
+                <w:sz w:val="28"/>
+                <w:szCs w:val="28"/>
+              </w:rPr>
+              <w:t xml:space="preserve"> tener en cuenta para gestionar los riesgos en la</w:t>
             </w:r>
             <w:r>
               <w:rPr>
@@ -3073,7 +3018,7 @@
           <w:lang w:val="es-CO"/>
         </w:rPr>
       </w:pPr>
-      <w:bookmarkStart w:id="1" w:name="_Toc170978600"/>
+      <w:bookmarkStart w:id="1" w:name="_Toc223723337"/>
       <w:r>
         <w:rPr>
           <w:lang w:val="es-CO"/>
@@ -3404,6 +3349,7 @@
           <w:lang w:eastAsia="es-CO"/>
         </w:rPr>
       </w:pPr>
+      <w:proofErr w:type="gramStart"/>
       <w:r>
         <w:rPr>
           <w:rFonts w:ascii="Calibri" w:hAnsi="Calibri" w:cs="Calibri"/>
@@ -3415,6 +3361,7 @@
         </w:rPr>
         <w:t>Factores a considerar</w:t>
       </w:r>
+      <w:proofErr w:type="gramEnd"/>
       <w:r>
         <w:rPr>
           <w:rFonts w:ascii="Calibri" w:hAnsi="Calibri" w:cs="Calibri"/>
@@ -3816,6 +3763,7 @@
           <w:lang w:eastAsia="es-CO"/>
         </w:rPr>
       </w:pPr>
+      <w:proofErr w:type="gramStart"/>
       <w:r>
         <w:rPr>
           <w:rFonts w:ascii="Calibri" w:eastAsia="Times New Roman" w:hAnsi="Calibri" w:cs="Calibri"/>
@@ -3827,6 +3775,7 @@
         </w:rPr>
         <w:t>Factores a considerar</w:t>
       </w:r>
+      <w:proofErr w:type="gramEnd"/>
       <w:r>
         <w:rPr>
           <w:rFonts w:ascii="Calibri" w:eastAsia="Times New Roman" w:hAnsi="Calibri" w:cs="Calibri"/>
@@ -4318,6 +4267,7 @@
           <w:lang w:eastAsia="es-CO"/>
         </w:rPr>
       </w:pPr>
+      <w:proofErr w:type="gramStart"/>
       <w:r>
         <w:rPr>
           <w:rFonts w:ascii="Calibri" w:eastAsia="Times New Roman" w:hAnsi="Calibri" w:cs="Calibri"/>
@@ -4327,7 +4277,19 @@
           <w:szCs w:val="28"/>
           <w:lang w:eastAsia="es-CO"/>
         </w:rPr>
-        <w:t>Procesos interactivos a ejecutar en el tratamiento de los riesgos:</w:t>
+        <w:t>Procesos interactivos a ejecutar</w:t>
+      </w:r>
+      <w:proofErr w:type="gramEnd"/>
+      <w:r>
+        <w:rPr>
+          <w:rFonts w:ascii="Calibri" w:eastAsia="Times New Roman" w:hAnsi="Calibri" w:cs="Calibri"/>
+          <w:b/>
+          <w:color w:val="auto"/>
+          <w:sz w:val="28"/>
+          <w:szCs w:val="28"/>
+          <w:lang w:eastAsia="es-CO"/>
+        </w:rPr>
+        <w:t xml:space="preserve"> en el tratamiento de los riesgos:</w:t>
       </w:r>
     </w:p>
     <w:p>
@@ -4502,7 +4464,7 @@
           <w:lang w:val="es-CO"/>
         </w:rPr>
       </w:pPr>
-      <w:bookmarkStart w:id="2" w:name="_Toc170978601"/>
+      <w:bookmarkStart w:id="2" w:name="_Toc223723338"/>
       <w:r>
         <w:rPr>
           <w:lang w:val="es-CO"/>
@@ -4744,39 +4706,23 @@
         <w:ind w:firstLine="708"/>
       </w:pPr>
       <w:r>
-        <w:t xml:space="preserve">Nota. Adaptado de </w:t>
+        <w:t xml:space="preserve">Nota. Adaptado de Risk </w:t>
       </w:r>
       <w:proofErr w:type="spellStart"/>
       <w:r>
-        <w:t>Risk</w:t>
+        <w:t>likelihood</w:t>
       </w:r>
       <w:proofErr w:type="spellEnd"/>
       <w:r>
-        <w:t xml:space="preserve"> </w:t>
+        <w:t xml:space="preserve"> and </w:t>
       </w:r>
       <w:proofErr w:type="spellStart"/>
       <w:r>
-        <w:t>likelihood</w:t>
+        <w:t>magnitude</w:t>
       </w:r>
       <w:proofErr w:type="spellEnd"/>
       <w:r>
-        <w:t xml:space="preserve"> and </w:t>
-      </w:r>
-      <w:proofErr w:type="spellStart"/>
-      <w:r>
-        <w:t>magnitude</w:t>
-      </w:r>
-      <w:proofErr w:type="spellEnd"/>
-      <w:r>
-        <w:t xml:space="preserve">, </w:t>
-      </w:r>
-      <w:proofErr w:type="spellStart"/>
-      <w:r>
-        <w:t>Hopkin</w:t>
-      </w:r>
-      <w:proofErr w:type="spellEnd"/>
-      <w:r>
-        <w:t xml:space="preserve"> (2010).</w:t>
+        <w:t>, Hopkin (2010).</w:t>
       </w:r>
     </w:p>
     <w:p>
@@ -5728,7 +5674,27 @@
           <w:szCs w:val="28"/>
           <w:lang w:val="es-CO" w:eastAsia="es-CO"/>
         </w:rPr>
-        <w:t>: integra los elementos socio-político-económicos que afectan el normal funcionamiento de un proyecto o empresa, por ejemplo, crisis financieras, guerras, desplazamientos, entre otros.</w:t>
+        <w:t xml:space="preserve">: integra los elementos </w:t>
+      </w:r>
+      <w:proofErr w:type="gramStart"/>
+      <w:r>
+        <w:rPr>
+          <w:rFonts w:ascii="Calibri" w:hAnsi="Calibri" w:cs="Calibri"/>
+          <w:sz w:val="28"/>
+          <w:szCs w:val="28"/>
+          <w:lang w:val="es-CO" w:eastAsia="es-CO"/>
+        </w:rPr>
+        <w:t>socio-político</w:t>
+      </w:r>
+      <w:proofErr w:type="gramEnd"/>
+      <w:r>
+        <w:rPr>
+          <w:rFonts w:ascii="Calibri" w:hAnsi="Calibri" w:cs="Calibri"/>
+          <w:sz w:val="28"/>
+          <w:szCs w:val="28"/>
+          <w:lang w:val="es-CO" w:eastAsia="es-CO"/>
+        </w:rPr>
+        <w:t>-económicos que afectan el normal funcionamiento de un proyecto o empresa, por ejemplo, crisis financieras, guerras, desplazamientos, entre otros.</w:t>
       </w:r>
     </w:p>
     <w:p>
@@ -5775,7 +5741,7 @@
           <w:lang w:val="es-CO"/>
         </w:rPr>
       </w:pPr>
-      <w:bookmarkStart w:id="3" w:name="_Toc170978602"/>
+      <w:bookmarkStart w:id="3" w:name="_Toc223723339"/>
       <w:r>
         <w:rPr>
           <w:lang w:val="es-CO"/>
@@ -7163,7 +7129,7 @@
           <w:lang w:val="es-CO"/>
         </w:rPr>
       </w:pPr>
-      <w:bookmarkStart w:id="4" w:name="_Toc170978603"/>
+      <w:bookmarkStart w:id="4" w:name="_Toc223723340"/>
       <w:r>
         <w:rPr>
           <w:lang w:val="es-CO"/>
@@ -7374,7 +7340,27 @@
           <w:szCs w:val="28"/>
           <w:lang w:val="es-CO" w:eastAsia="es-CO"/>
         </w:rPr>
-        <w:t>Según la experiencia en proyectos de objetos similares y datos históricos relacionados con el factor de riesgo que se va evaluar, se puede inferir su comportamiento futuro y cuantificar las posibles consecuencias del riesgo.</w:t>
+        <w:t xml:space="preserve">Según la experiencia en proyectos de objetos similares y datos históricos relacionados con el factor de riesgo que se </w:t>
+      </w:r>
+      <w:proofErr w:type="gramStart"/>
+      <w:r>
+        <w:rPr>
+          <w:rFonts w:asciiTheme="minorHAnsi" w:hAnsiTheme="minorHAnsi" w:cstheme="minorHAnsi"/>
+          <w:sz w:val="28"/>
+          <w:szCs w:val="28"/>
+          <w:lang w:val="es-CO" w:eastAsia="es-CO"/>
+        </w:rPr>
+        <w:t>va</w:t>
+      </w:r>
+      <w:proofErr w:type="gramEnd"/>
+      <w:r>
+        <w:rPr>
+          <w:rFonts w:asciiTheme="minorHAnsi" w:hAnsiTheme="minorHAnsi" w:cstheme="minorHAnsi"/>
+          <w:sz w:val="28"/>
+          <w:szCs w:val="28"/>
+          <w:lang w:val="es-CO" w:eastAsia="es-CO"/>
+        </w:rPr>
+        <w:t xml:space="preserve"> evaluar, se puede inferir su comportamiento futuro y cuantificar las posibles consecuencias del riesgo.</w:t>
       </w:r>
     </w:p>
     <w:p>
@@ -7711,7 +7697,7 @@
           <w:lang w:val="es-CO"/>
         </w:rPr>
       </w:pPr>
-      <w:bookmarkStart w:id="5" w:name="_Toc170978604"/>
+      <w:bookmarkStart w:id="5" w:name="_Toc223723341"/>
       <w:r>
         <w:rPr>
           <w:lang w:val="es-CO"/>
@@ -8819,7 +8805,7 @@
           <w:lang w:val="es-CO"/>
         </w:rPr>
       </w:pPr>
-      <w:bookmarkStart w:id="6" w:name="_Toc170978605"/>
+      <w:bookmarkStart w:id="6" w:name="_Toc223723342"/>
       <w:r>
         <w:rPr>
           <w:lang w:val="es-CO"/>
@@ -9839,7 +9825,7 @@
           <w:lang w:val="es-CO"/>
         </w:rPr>
       </w:pPr>
-      <w:bookmarkStart w:id="7" w:name="_Toc170978606"/>
+      <w:bookmarkStart w:id="7" w:name="_Toc223723343"/>
       <w:r>
         <w:rPr>
           <w:lang w:val="es-CO"/>
@@ -10315,7 +10301,27 @@
           <w:szCs w:val="28"/>
           <w:lang w:val="es-CO"/>
         </w:rPr>
-        <w:t xml:space="preserve"> del contexto, la valoración de los riesgos y el tratamiento de los mismos.</w:t>
+        <w:t xml:space="preserve"> del contexto, la valoración de los riesgos y el tratamiento de </w:t>
+      </w:r>
+      <w:proofErr w:type="gramStart"/>
+      <w:r>
+        <w:rPr>
+          <w:rFonts w:asciiTheme="minorHAnsi" w:hAnsiTheme="minorHAnsi" w:cstheme="minorHAnsi"/>
+          <w:sz w:val="28"/>
+          <w:szCs w:val="28"/>
+          <w:lang w:val="es-CO"/>
+        </w:rPr>
+        <w:t>los mismos</w:t>
+      </w:r>
+      <w:proofErr w:type="gramEnd"/>
+      <w:r>
+        <w:rPr>
+          <w:rFonts w:asciiTheme="minorHAnsi" w:hAnsiTheme="minorHAnsi" w:cstheme="minorHAnsi"/>
+          <w:sz w:val="28"/>
+          <w:szCs w:val="28"/>
+          <w:lang w:val="es-CO"/>
+        </w:rPr>
+        <w:t>.</w:t>
       </w:r>
     </w:p>
     <w:p>
@@ -10815,7 +10821,27 @@
           <w:szCs w:val="28"/>
           <w:lang w:val="es-CO"/>
         </w:rPr>
-        <w:t>. La organización debe velar para que la gestión del riesgo detecte y responda a los cambios de la empresa y de su entorno.</w:t>
+        <w:t xml:space="preserve">. La organización debe velar </w:t>
+      </w:r>
+      <w:proofErr w:type="gramStart"/>
+      <w:r>
+        <w:rPr>
+          <w:rFonts w:asciiTheme="minorHAnsi" w:hAnsiTheme="minorHAnsi" w:cstheme="minorHAnsi"/>
+          <w:sz w:val="28"/>
+          <w:szCs w:val="28"/>
+          <w:lang w:val="es-CO"/>
+        </w:rPr>
+        <w:t>para</w:t>
+      </w:r>
+      <w:proofErr w:type="gramEnd"/>
+      <w:r>
+        <w:rPr>
+          <w:rFonts w:asciiTheme="minorHAnsi" w:hAnsiTheme="minorHAnsi" w:cstheme="minorHAnsi"/>
+          <w:sz w:val="28"/>
+          <w:szCs w:val="28"/>
+          <w:lang w:val="es-CO"/>
+        </w:rPr>
+        <w:t xml:space="preserve"> que la gestión del riesgo detecte y responda a los cambios de la empresa y de su entorno.</w:t>
       </w:r>
     </w:p>
     <w:p>
@@ -11228,7 +11254,7 @@
           <w:lang w:val="es-CO"/>
         </w:rPr>
       </w:pPr>
-      <w:bookmarkStart w:id="8" w:name="_Toc170978607"/>
+      <w:bookmarkStart w:id="8" w:name="_Toc223723344"/>
       <w:r>
         <w:rPr>
           <w:lang w:val="es-CO"/>
@@ -12105,7 +12131,7 @@
           <w:lang w:val="es-CO"/>
         </w:rPr>
       </w:pPr>
-      <w:bookmarkStart w:id="9" w:name="_Toc170978608"/>
+      <w:bookmarkStart w:id="9" w:name="_Toc223723345"/>
       <w:r>
         <w:rPr>
           <w:lang w:val="es-CO"/>
@@ -13295,7 +13321,7 @@
           <w:lang w:val="es-CO"/>
         </w:rPr>
       </w:pPr>
-      <w:bookmarkStart w:id="10" w:name="_Toc170978609"/>
+      <w:bookmarkStart w:id="10" w:name="_Toc223723346"/>
       <w:r>
         <w:rPr>
           <w:lang w:val="es-CO"/>
@@ -14889,7 +14915,7 @@
           <w:lang w:val="es-CO"/>
         </w:rPr>
       </w:pPr>
-      <w:bookmarkStart w:id="11" w:name="_Toc170978610"/>
+      <w:bookmarkStart w:id="11" w:name="_Toc223723347"/>
       <w:r>
         <w:rPr>
           <w:lang w:val="es-CO"/>
@@ -14997,21 +15023,7 @@
     <w:p>
       <w:pPr>
         <w:ind w:firstLine="0"/>
-        <w:rPr>
-          <w:rFonts w:ascii="Calibri" w:eastAsia="Times New Roman" w:hAnsi="Calibri" w:cs="Calibri"/>
-          <w:b/>
-          <w:color w:val="auto"/>
-          <w:sz w:val="32"/>
-          <w:szCs w:val="32"/>
-          <w:lang w:eastAsia="es-CO"/>
-        </w:rPr>
-      </w:pPr>
-      <w:r>
-        <w:rPr>
-          <w:rFonts w:ascii="Calibri" w:hAnsi="Calibri" w:cs="Calibri"/>
-        </w:rPr>
-        <w:br w:type="page"/>
-      </w:r>
+      </w:pPr>
     </w:p>
     <w:p>
       <w:pPr>
@@ -15021,637 +15033,155 @@
           <w:lang w:val="es-CO"/>
         </w:rPr>
       </w:pPr>
-      <w:bookmarkStart w:id="12" w:name="_Toc170978611"/>
+      <w:bookmarkStart w:id="12" w:name="_Toc223723348"/>
       <w:r>
         <w:rPr>
           <w:lang w:val="es-CO"/>
         </w:rPr>
         <w:lastRenderedPageBreak/>
-        <w:t>Material complementario</w:t>
+        <w:t>Glosario</w:t>
       </w:r>
       <w:bookmarkEnd w:id="12"/>
     </w:p>
-    <w:tbl>
-      <w:tblPr>
-        <w:tblStyle w:val="Tablaconcuadrcula4-nfasis3"/>
-        <w:tblW w:w="10072" w:type="dxa"/>
-        <w:tblLayout w:type="fixed"/>
-        <w:tblLook w:val="0420" w:firstRow="1" w:lastRow="0" w:firstColumn="0" w:lastColumn="0" w:noHBand="0" w:noVBand="1"/>
-        <w:tblCaption w:val="Material complementario "/>
-        <w:tblDescription w:val="Se muestra material de apoyo a la formación."/>
-      </w:tblPr>
-      <w:tblGrid>
-        <w:gridCol w:w="1980"/>
-        <w:gridCol w:w="3969"/>
-        <w:gridCol w:w="1276"/>
-        <w:gridCol w:w="2847"/>
-      </w:tblGrid>
-      <w:tr>
-        <w:trPr>
-          <w:cnfStyle w:val="100000000000" w:firstRow="1" w:lastRow="0" w:firstColumn="0" w:lastColumn="0" w:oddVBand="0" w:evenVBand="0" w:oddHBand="0" w:evenHBand="0" w:firstRowFirstColumn="0" w:firstRowLastColumn="0" w:lastRowFirstColumn="0" w:lastRowLastColumn="0"/>
-          <w:trHeight w:val="658"/>
-          <w:tblHeader/>
-        </w:trPr>
-        <w:tc>
-          <w:tcPr>
-            <w:tcW w:w="1980" w:type="dxa"/>
-            <w:vAlign w:val="center"/>
-          </w:tcPr>
-          <w:p>
-            <w:pPr>
-              <w:pStyle w:val="Tablas"/>
-              <w:spacing w:before="160" w:after="120"/>
-              <w:rPr>
-                <w:rFonts w:asciiTheme="minorHAnsi" w:hAnsiTheme="minorHAnsi" w:cstheme="minorHAnsi"/>
-                <w:sz w:val="28"/>
-                <w:szCs w:val="28"/>
-              </w:rPr>
-            </w:pPr>
-            <w:r>
-              <w:rPr>
-                <w:rFonts w:asciiTheme="minorHAnsi" w:hAnsiTheme="minorHAnsi" w:cstheme="minorHAnsi"/>
-                <w:sz w:val="28"/>
-                <w:szCs w:val="28"/>
-              </w:rPr>
-              <w:t>Tema</w:t>
-            </w:r>
-          </w:p>
-        </w:tc>
-        <w:tc>
-          <w:tcPr>
-            <w:tcW w:w="3969" w:type="dxa"/>
-            <w:vAlign w:val="center"/>
-          </w:tcPr>
-          <w:p>
-            <w:pPr>
-              <w:pStyle w:val="Tablas"/>
-              <w:spacing w:before="160" w:after="120"/>
-              <w:rPr>
-                <w:rFonts w:asciiTheme="minorHAnsi" w:hAnsiTheme="minorHAnsi" w:cstheme="minorHAnsi"/>
-                <w:sz w:val="28"/>
-                <w:szCs w:val="28"/>
-              </w:rPr>
-            </w:pPr>
-            <w:r>
-              <w:rPr>
-                <w:rFonts w:asciiTheme="minorHAnsi" w:hAnsiTheme="minorHAnsi" w:cstheme="minorHAnsi"/>
-                <w:sz w:val="28"/>
-                <w:szCs w:val="28"/>
-              </w:rPr>
-              <w:t>Referencia APA del Material</w:t>
-            </w:r>
-          </w:p>
-        </w:tc>
-        <w:tc>
-          <w:tcPr>
-            <w:tcW w:w="1276" w:type="dxa"/>
-            <w:vAlign w:val="center"/>
-          </w:tcPr>
-          <w:p>
-            <w:pPr>
-              <w:pStyle w:val="Tablas"/>
-              <w:spacing w:before="160" w:after="120"/>
-              <w:rPr>
-                <w:rFonts w:asciiTheme="minorHAnsi" w:hAnsiTheme="minorHAnsi" w:cstheme="minorHAnsi"/>
-                <w:sz w:val="28"/>
-                <w:szCs w:val="28"/>
-              </w:rPr>
-            </w:pPr>
-            <w:r>
-              <w:rPr>
-                <w:rFonts w:asciiTheme="minorHAnsi" w:hAnsiTheme="minorHAnsi" w:cstheme="minorHAnsi"/>
-                <w:sz w:val="28"/>
-                <w:szCs w:val="28"/>
-              </w:rPr>
-              <w:t>Tipo de material</w:t>
-            </w:r>
-          </w:p>
-        </w:tc>
-        <w:tc>
-          <w:tcPr>
-            <w:tcW w:w="2847" w:type="dxa"/>
-            <w:vAlign w:val="center"/>
-          </w:tcPr>
-          <w:p>
-            <w:pPr>
-              <w:pStyle w:val="Tablas"/>
-              <w:spacing w:before="160" w:after="120"/>
-              <w:rPr>
-                <w:rFonts w:asciiTheme="minorHAnsi" w:hAnsiTheme="minorHAnsi" w:cstheme="minorHAnsi"/>
-                <w:sz w:val="28"/>
-                <w:szCs w:val="28"/>
-              </w:rPr>
-            </w:pPr>
-            <w:r>
-              <w:rPr>
-                <w:rFonts w:asciiTheme="minorHAnsi" w:hAnsiTheme="minorHAnsi" w:cstheme="minorHAnsi"/>
-                <w:sz w:val="28"/>
-                <w:szCs w:val="28"/>
-              </w:rPr>
-              <w:t>En</w:t>
-            </w:r>
-            <w:r>
-              <w:rPr>
-                <w:rFonts w:asciiTheme="minorHAnsi" w:hAnsiTheme="minorHAnsi" w:cstheme="minorHAnsi"/>
-                <w:sz w:val="28"/>
-                <w:szCs w:val="28"/>
-              </w:rPr>
-              <w:t>lace del Recurso o</w:t>
-            </w:r>
-          </w:p>
-          <w:p>
-            <w:pPr>
-              <w:pStyle w:val="Tablas"/>
-              <w:spacing w:before="160" w:after="120"/>
-              <w:rPr>
-                <w:rFonts w:asciiTheme="minorHAnsi" w:hAnsiTheme="minorHAnsi" w:cstheme="minorHAnsi"/>
-                <w:sz w:val="28"/>
-                <w:szCs w:val="28"/>
-              </w:rPr>
-            </w:pPr>
-            <w:r>
-              <w:rPr>
-                <w:rFonts w:asciiTheme="minorHAnsi" w:hAnsiTheme="minorHAnsi" w:cstheme="minorHAnsi"/>
-                <w:sz w:val="28"/>
-                <w:szCs w:val="28"/>
-              </w:rPr>
-              <w:t xml:space="preserve">Archivo del documento </w:t>
-            </w:r>
-            <w:r>
-              <w:rPr>
-                <w:rFonts w:asciiTheme="minorHAnsi" w:hAnsiTheme="minorHAnsi" w:cstheme="minorHAnsi"/>
-                <w:sz w:val="28"/>
-                <w:szCs w:val="28"/>
-              </w:rPr>
-              <w:t>mate</w:t>
-            </w:r>
-            <w:r>
-              <w:rPr>
-                <w:rFonts w:asciiTheme="minorHAnsi" w:hAnsiTheme="minorHAnsi" w:cstheme="minorHAnsi"/>
-                <w:sz w:val="28"/>
-                <w:szCs w:val="28"/>
-              </w:rPr>
-              <w:t>rial</w:t>
-            </w:r>
-          </w:p>
-        </w:tc>
-      </w:tr>
-      <w:tr>
-        <w:trPr>
-          <w:cnfStyle w:val="000000100000" w:firstRow="0" w:lastRow="0" w:firstColumn="0" w:lastColumn="0" w:oddVBand="0" w:evenVBand="0" w:oddHBand="1" w:evenHBand="0" w:firstRowFirstColumn="0" w:firstRowLastColumn="0" w:lastRowFirstColumn="0" w:lastRowLastColumn="0"/>
-          <w:trHeight w:val="1279"/>
-        </w:trPr>
-        <w:tc>
-          <w:tcPr>
-            <w:tcW w:w="1980" w:type="dxa"/>
-          </w:tcPr>
-          <w:p>
-            <w:pPr>
-              <w:pStyle w:val="Tablas"/>
-              <w:spacing w:before="160" w:after="120"/>
-              <w:rPr>
-                <w:rFonts w:asciiTheme="minorHAnsi" w:hAnsiTheme="minorHAnsi" w:cstheme="minorHAnsi"/>
-                <w:sz w:val="28"/>
-                <w:szCs w:val="28"/>
-              </w:rPr>
-            </w:pPr>
-            <w:r>
-              <w:rPr>
-                <w:rFonts w:asciiTheme="minorHAnsi" w:hAnsiTheme="minorHAnsi" w:cstheme="minorHAnsi"/>
-                <w:color w:val="000000"/>
-                <w:sz w:val="28"/>
-                <w:szCs w:val="28"/>
-              </w:rPr>
-              <w:t>Evaluación del riesgo</w:t>
-            </w:r>
-          </w:p>
-        </w:tc>
-        <w:tc>
-          <w:tcPr>
-            <w:tcW w:w="3969" w:type="dxa"/>
-          </w:tcPr>
-          <w:p>
-            <w:pPr>
-              <w:pStyle w:val="Tablas"/>
-              <w:spacing w:before="160" w:after="120"/>
-              <w:rPr>
-                <w:rFonts w:asciiTheme="minorHAnsi" w:hAnsiTheme="minorHAnsi" w:cstheme="minorHAnsi"/>
-                <w:color w:val="1155CC"/>
-                <w:sz w:val="28"/>
-                <w:szCs w:val="28"/>
-                <w:u w:val="single"/>
-              </w:rPr>
-            </w:pPr>
-            <w:r>
-              <w:rPr>
-                <w:rFonts w:asciiTheme="minorHAnsi" w:hAnsiTheme="minorHAnsi" w:cstheme="minorHAnsi"/>
-                <w:color w:val="000000"/>
-                <w:sz w:val="28"/>
-                <w:szCs w:val="28"/>
-              </w:rPr>
-              <w:t xml:space="preserve">Ecuador. </w:t>
-            </w:r>
-            <w:proofErr w:type="spellStart"/>
-            <w:r>
-              <w:rPr>
-                <w:rFonts w:asciiTheme="minorHAnsi" w:hAnsiTheme="minorHAnsi" w:cstheme="minorHAnsi"/>
-                <w:color w:val="000000"/>
-                <w:sz w:val="28"/>
-                <w:szCs w:val="28"/>
-              </w:rPr>
-              <w:t>Secretaría</w:t>
-            </w:r>
-            <w:proofErr w:type="spellEnd"/>
-            <w:r>
-              <w:rPr>
-                <w:rFonts w:asciiTheme="minorHAnsi" w:hAnsiTheme="minorHAnsi" w:cstheme="minorHAnsi"/>
-                <w:color w:val="000000"/>
-                <w:sz w:val="28"/>
-                <w:szCs w:val="28"/>
-              </w:rPr>
-              <w:t xml:space="preserve"> de Gestión de Riesgos. (2012). Ecuador: referencias básicas para la gestión de riesgos 2013-2014. </w:t>
-            </w:r>
-            <w:proofErr w:type="spellStart"/>
-            <w:r>
-              <w:rPr>
-                <w:rFonts w:asciiTheme="minorHAnsi" w:hAnsiTheme="minorHAnsi" w:cstheme="minorHAnsi"/>
-                <w:color w:val="000000"/>
-                <w:sz w:val="28"/>
-                <w:szCs w:val="28"/>
-              </w:rPr>
-              <w:t>Secretaría</w:t>
-            </w:r>
-            <w:proofErr w:type="spellEnd"/>
-            <w:r>
-              <w:rPr>
-                <w:rFonts w:asciiTheme="minorHAnsi" w:hAnsiTheme="minorHAnsi" w:cstheme="minorHAnsi"/>
-                <w:color w:val="000000"/>
-                <w:sz w:val="28"/>
-                <w:szCs w:val="28"/>
-              </w:rPr>
-              <w:t xml:space="preserve"> de </w:t>
-            </w:r>
-            <w:proofErr w:type="spellStart"/>
-            <w:r>
-              <w:rPr>
-                <w:rFonts w:asciiTheme="minorHAnsi" w:hAnsiTheme="minorHAnsi" w:cstheme="minorHAnsi"/>
-                <w:color w:val="000000"/>
-                <w:sz w:val="28"/>
-                <w:szCs w:val="28"/>
-              </w:rPr>
-              <w:t>Gestión</w:t>
-            </w:r>
-            <w:proofErr w:type="spellEnd"/>
-            <w:r>
-              <w:rPr>
-                <w:rFonts w:asciiTheme="minorHAnsi" w:hAnsiTheme="minorHAnsi" w:cstheme="minorHAnsi"/>
-                <w:color w:val="000000"/>
-                <w:sz w:val="28"/>
-                <w:szCs w:val="28"/>
-              </w:rPr>
-              <w:t xml:space="preserve"> de Riesgos.</w:t>
-            </w:r>
-          </w:p>
-        </w:tc>
-        <w:tc>
-          <w:tcPr>
-            <w:tcW w:w="1276" w:type="dxa"/>
-          </w:tcPr>
-          <w:p>
-            <w:pPr>
-              <w:pStyle w:val="Tablas"/>
-              <w:spacing w:before="160" w:after="120"/>
-              <w:rPr>
-                <w:rFonts w:asciiTheme="minorHAnsi" w:hAnsiTheme="minorHAnsi" w:cstheme="minorHAnsi"/>
-                <w:sz w:val="28"/>
-                <w:szCs w:val="28"/>
-              </w:rPr>
-            </w:pPr>
-            <w:r>
-              <w:rPr>
-                <w:rFonts w:asciiTheme="minorHAnsi" w:hAnsiTheme="minorHAnsi" w:cstheme="minorHAnsi"/>
-                <w:sz w:val="28"/>
-                <w:szCs w:val="28"/>
-              </w:rPr>
-              <w:t>Libro</w:t>
-            </w:r>
-          </w:p>
-        </w:tc>
-        <w:tc>
-          <w:tcPr>
-            <w:tcW w:w="2847" w:type="dxa"/>
-          </w:tcPr>
-          <w:p>
-            <w:pPr>
-              <w:pStyle w:val="Tablas"/>
-              <w:spacing w:before="160" w:after="120"/>
-              <w:rPr>
-                <w:rFonts w:asciiTheme="minorHAnsi" w:hAnsiTheme="minorHAnsi" w:cstheme="minorHAnsi"/>
-                <w:color w:val="1155CC"/>
-                <w:sz w:val="28"/>
-                <w:szCs w:val="28"/>
-                <w:u w:val="single"/>
-              </w:rPr>
-            </w:pPr>
-            <w:hyperlink r:id="rId25" w:history="1">
-              <w:r>
-                <w:rPr>
-                  <w:rStyle w:val="Hipervnculo"/>
-                  <w:rFonts w:asciiTheme="minorHAnsi" w:hAnsiTheme="minorHAnsi" w:cstheme="minorHAnsi"/>
-                  <w:sz w:val="28"/>
-                  <w:szCs w:val="28"/>
-                </w:rPr>
-                <w:t>https://sena-primo.hosted.exlibrisgroup.com/primo-explore/fulldisplay?docid=sena_elibroELB30908&amp;vid=SENA&amp;search_scope=sena_completo&amp;tab=sena_completo&amp;lang=es_ES&amp;context=L</w:t>
-              </w:r>
-            </w:hyperlink>
-          </w:p>
-        </w:tc>
-      </w:tr>
-      <w:tr>
-        <w:trPr>
-          <w:trHeight w:val="1204"/>
-        </w:trPr>
-        <w:tc>
-          <w:tcPr>
-            <w:tcW w:w="1980" w:type="dxa"/>
-          </w:tcPr>
-          <w:p>
-            <w:pPr>
-              <w:pStyle w:val="Tablas"/>
-              <w:spacing w:before="160" w:after="120"/>
-              <w:rPr>
-                <w:rFonts w:asciiTheme="minorHAnsi" w:hAnsiTheme="minorHAnsi" w:cstheme="minorHAnsi"/>
-                <w:sz w:val="28"/>
-                <w:szCs w:val="28"/>
-              </w:rPr>
-            </w:pPr>
-            <w:r>
-              <w:rPr>
-                <w:rFonts w:asciiTheme="minorHAnsi" w:hAnsiTheme="minorHAnsi" w:cstheme="minorHAnsi"/>
-                <w:color w:val="000000"/>
-                <w:sz w:val="28"/>
-                <w:szCs w:val="28"/>
-              </w:rPr>
-              <w:t>Normativa técnica</w:t>
-            </w:r>
-          </w:p>
-        </w:tc>
-        <w:tc>
-          <w:tcPr>
-            <w:tcW w:w="3969" w:type="dxa"/>
-          </w:tcPr>
-          <w:p>
-            <w:pPr>
-              <w:pStyle w:val="Tablas"/>
-              <w:spacing w:before="160" w:after="120"/>
-              <w:rPr>
-                <w:rFonts w:asciiTheme="minorHAnsi" w:hAnsiTheme="minorHAnsi" w:cstheme="minorHAnsi"/>
-                <w:sz w:val="28"/>
-                <w:szCs w:val="28"/>
-              </w:rPr>
-            </w:pPr>
-            <w:r>
-              <w:rPr>
-                <w:rFonts w:asciiTheme="minorHAnsi" w:hAnsiTheme="minorHAnsi" w:cstheme="minorHAnsi"/>
-                <w:color w:val="000000"/>
-                <w:sz w:val="28"/>
-                <w:szCs w:val="28"/>
-              </w:rPr>
-              <w:t>Instituto Colombiano de Normas Técnicas y Certificación (Icontec). (2016). Gestión del riesgo: orientación para la implementación de la NTC-ISO 31000. Icontec</w:t>
-            </w:r>
-          </w:p>
-        </w:tc>
-        <w:tc>
-          <w:tcPr>
-            <w:tcW w:w="1276" w:type="dxa"/>
-          </w:tcPr>
-          <w:p>
-            <w:pPr>
-              <w:pStyle w:val="Tablas"/>
-              <w:spacing w:before="160" w:after="120"/>
-              <w:rPr>
-                <w:rFonts w:asciiTheme="minorHAnsi" w:hAnsiTheme="minorHAnsi" w:cstheme="minorHAnsi"/>
-                <w:sz w:val="28"/>
-                <w:szCs w:val="28"/>
-              </w:rPr>
-            </w:pPr>
-            <w:r>
-              <w:rPr>
-                <w:rFonts w:asciiTheme="minorHAnsi" w:hAnsiTheme="minorHAnsi" w:cstheme="minorHAnsi"/>
-                <w:sz w:val="28"/>
-                <w:szCs w:val="28"/>
-              </w:rPr>
-              <w:t>Libro</w:t>
-            </w:r>
-          </w:p>
-        </w:tc>
-        <w:tc>
-          <w:tcPr>
-            <w:tcW w:w="2847" w:type="dxa"/>
-          </w:tcPr>
-          <w:p>
-            <w:pPr>
-              <w:pStyle w:val="Tablas"/>
-              <w:spacing w:before="160" w:after="120"/>
-              <w:rPr>
-                <w:rFonts w:asciiTheme="minorHAnsi" w:hAnsiTheme="minorHAnsi" w:cstheme="minorHAnsi"/>
-                <w:sz w:val="28"/>
-                <w:szCs w:val="28"/>
-              </w:rPr>
-            </w:pPr>
-            <w:hyperlink r:id="rId26" w:history="1">
-              <w:r>
-                <w:rPr>
-                  <w:rStyle w:val="Hipervnculo"/>
-                  <w:rFonts w:asciiTheme="minorHAnsi" w:hAnsiTheme="minorHAnsi" w:cstheme="minorHAnsi"/>
-                  <w:sz w:val="28"/>
-                  <w:szCs w:val="28"/>
-                </w:rPr>
-                <w:t>https://sena-primo.hosted.exlibrisgroup.com/primo-explore/fulldisplay?docid=sena_aleph000012244&amp;vid=SENA&amp;search_scope=sena_completo&amp;tab=sena_complet</w:t>
-              </w:r>
-              <w:r>
-                <w:rPr>
-                  <w:rStyle w:val="Hipervnculo"/>
-                  <w:rFonts w:asciiTheme="minorHAnsi" w:hAnsiTheme="minorHAnsi" w:cstheme="minorHAnsi"/>
-                  <w:sz w:val="28"/>
-                  <w:szCs w:val="28"/>
-                </w:rPr>
-                <w:lastRenderedPageBreak/>
-                <w:t>o&amp;lang=es_ES&amp;context=L</w:t>
-              </w:r>
-            </w:hyperlink>
-          </w:p>
-        </w:tc>
-      </w:tr>
-      <w:tr>
-        <w:trPr>
-          <w:cnfStyle w:val="000000100000" w:firstRow="0" w:lastRow="0" w:firstColumn="0" w:lastColumn="0" w:oddVBand="0" w:evenVBand="0" w:oddHBand="1" w:evenHBand="0" w:firstRowFirstColumn="0" w:firstRowLastColumn="0" w:lastRowFirstColumn="0" w:lastRowLastColumn="0"/>
-          <w:trHeight w:val="182"/>
-        </w:trPr>
-        <w:tc>
-          <w:tcPr>
-            <w:tcW w:w="1980" w:type="dxa"/>
-          </w:tcPr>
-          <w:p>
-            <w:pPr>
-              <w:ind w:firstLine="0"/>
-              <w:rPr>
-                <w:rFonts w:asciiTheme="minorHAnsi" w:eastAsia="Times New Roman" w:hAnsiTheme="minorHAnsi" w:cstheme="minorHAnsi"/>
-                <w:color w:val="000000"/>
-                <w:sz w:val="28"/>
-                <w:szCs w:val="28"/>
-                <w:lang w:eastAsia="es-CO"/>
-              </w:rPr>
-            </w:pPr>
-            <w:r>
-              <w:rPr>
-                <w:rFonts w:asciiTheme="minorHAnsi" w:eastAsia="Times New Roman" w:hAnsiTheme="minorHAnsi" w:cstheme="minorHAnsi"/>
-                <w:color w:val="000000"/>
-                <w:sz w:val="28"/>
-                <w:szCs w:val="28"/>
-                <w:lang w:eastAsia="es-CO"/>
-              </w:rPr>
-              <w:lastRenderedPageBreak/>
-              <w:t>Normativa de</w:t>
-            </w:r>
-          </w:p>
-          <w:p>
-            <w:pPr>
-              <w:ind w:firstLine="0"/>
-              <w:rPr>
-                <w:rFonts w:asciiTheme="minorHAnsi" w:eastAsia="Times New Roman" w:hAnsiTheme="minorHAnsi" w:cstheme="minorHAnsi"/>
-                <w:color w:val="000000"/>
-                <w:sz w:val="28"/>
-                <w:szCs w:val="28"/>
-                <w:lang w:eastAsia="es-CO"/>
-              </w:rPr>
-            </w:pPr>
-            <w:r>
-              <w:rPr>
-                <w:rFonts w:asciiTheme="minorHAnsi" w:eastAsia="Times New Roman" w:hAnsiTheme="minorHAnsi" w:cstheme="minorHAnsi"/>
-                <w:color w:val="000000"/>
-                <w:sz w:val="28"/>
-                <w:szCs w:val="28"/>
-                <w:lang w:eastAsia="es-CO"/>
-              </w:rPr>
-              <w:t>protección de datos</w:t>
-            </w:r>
-          </w:p>
-          <w:p>
-            <w:pPr>
-              <w:pStyle w:val="Tablas"/>
-              <w:spacing w:before="160" w:after="120"/>
-              <w:rPr>
-                <w:rFonts w:asciiTheme="minorHAnsi" w:hAnsiTheme="minorHAnsi" w:cstheme="minorHAnsi"/>
-                <w:sz w:val="28"/>
-                <w:szCs w:val="28"/>
-              </w:rPr>
-            </w:pPr>
-          </w:p>
-        </w:tc>
-        <w:tc>
-          <w:tcPr>
-            <w:tcW w:w="3969" w:type="dxa"/>
-          </w:tcPr>
-          <w:p>
-            <w:pPr>
-              <w:pStyle w:val="Tablas"/>
-              <w:spacing w:before="160" w:after="120"/>
-              <w:rPr>
-                <w:rFonts w:asciiTheme="minorHAnsi" w:hAnsiTheme="minorHAnsi" w:cstheme="minorHAnsi"/>
-                <w:sz w:val="28"/>
-                <w:szCs w:val="28"/>
-              </w:rPr>
-            </w:pPr>
-            <w:r>
-              <w:rPr>
-                <w:rFonts w:asciiTheme="minorHAnsi" w:hAnsiTheme="minorHAnsi" w:cstheme="minorHAnsi"/>
-                <w:color w:val="000000"/>
-                <w:sz w:val="28"/>
-                <w:szCs w:val="28"/>
-              </w:rPr>
-              <w:t xml:space="preserve">Chaparro, M. (2014). Legislación informática y protección de datos en Colombia, comparada con otros países. </w:t>
-            </w:r>
-            <w:proofErr w:type="spellStart"/>
-            <w:r>
-              <w:rPr>
-                <w:rFonts w:asciiTheme="minorHAnsi" w:hAnsiTheme="minorHAnsi" w:cstheme="minorHAnsi"/>
-                <w:color w:val="000000"/>
-                <w:sz w:val="28"/>
-                <w:szCs w:val="28"/>
-              </w:rPr>
-              <w:t>Inventum</w:t>
-            </w:r>
-            <w:proofErr w:type="spellEnd"/>
-            <w:r>
-              <w:rPr>
-                <w:rFonts w:asciiTheme="minorHAnsi" w:hAnsiTheme="minorHAnsi" w:cstheme="minorHAnsi"/>
-                <w:color w:val="000000"/>
-                <w:sz w:val="28"/>
-                <w:szCs w:val="28"/>
-              </w:rPr>
-              <w:t>, 9(17), p. 32-37.</w:t>
-            </w:r>
-          </w:p>
-        </w:tc>
-        <w:tc>
-          <w:tcPr>
-            <w:tcW w:w="1276" w:type="dxa"/>
-          </w:tcPr>
-          <w:p>
-            <w:pPr>
-              <w:pStyle w:val="Tablas"/>
-              <w:spacing w:before="160" w:after="120"/>
-              <w:rPr>
-                <w:rFonts w:asciiTheme="minorHAnsi" w:hAnsiTheme="minorHAnsi" w:cstheme="minorHAnsi"/>
-                <w:sz w:val="28"/>
-                <w:szCs w:val="28"/>
-              </w:rPr>
-            </w:pPr>
-            <w:r>
-              <w:rPr>
-                <w:rFonts w:asciiTheme="minorHAnsi" w:hAnsiTheme="minorHAnsi" w:cstheme="minorHAnsi"/>
-                <w:sz w:val="28"/>
-                <w:szCs w:val="28"/>
-              </w:rPr>
-              <w:t>Artículo</w:t>
-            </w:r>
-          </w:p>
-        </w:tc>
-        <w:tc>
-          <w:tcPr>
-            <w:tcW w:w="2847" w:type="dxa"/>
-          </w:tcPr>
-          <w:p>
-            <w:pPr>
-              <w:pStyle w:val="Tablas"/>
-              <w:spacing w:before="160" w:after="120"/>
-              <w:rPr>
-                <w:rFonts w:asciiTheme="minorHAnsi" w:hAnsiTheme="minorHAnsi" w:cstheme="minorHAnsi"/>
-                <w:sz w:val="28"/>
-                <w:szCs w:val="28"/>
-              </w:rPr>
-            </w:pPr>
-            <w:hyperlink r:id="rId27" w:history="1">
-              <w:r>
-                <w:rPr>
-                  <w:rStyle w:val="Hipervnculo"/>
-                  <w:rFonts w:asciiTheme="minorHAnsi" w:hAnsiTheme="minorHAnsi" w:cstheme="minorHAnsi"/>
-                  <w:sz w:val="28"/>
-                  <w:szCs w:val="28"/>
-                </w:rPr>
-                <w:t>https://sena-primo.hosted.exlibrisgroup.com/primo-explore/fulldisplay?docid=TN_cdi_doaj_primary_oai_doaj_org_article_d369f2b22f8f479ca3bbdf0c2f4ad238&amp;vid=SENA&amp;search_scope=sena_completo&amp;tab=sena_completo&amp;lang=es_ES&amp;context=PC</w:t>
-              </w:r>
-            </w:hyperlink>
-          </w:p>
-        </w:tc>
-      </w:tr>
-    </w:tbl>
-    <w:p/>
-    <w:p/>
-    <w:p/>
-    <w:p/>
-    <w:p/>
+    <w:p>
+      <w:pPr>
+        <w:rPr>
+          <w:rFonts w:asciiTheme="minorHAnsi" w:hAnsiTheme="minorHAnsi" w:cstheme="minorHAnsi"/>
+          <w:b/>
+          <w:bCs/>
+          <w:sz w:val="28"/>
+          <w:szCs w:val="28"/>
+        </w:rPr>
+      </w:pPr>
+      <w:r>
+        <w:rPr>
+          <w:rFonts w:asciiTheme="minorHAnsi" w:hAnsiTheme="minorHAnsi" w:cstheme="minorHAnsi"/>
+          <w:b/>
+          <w:bCs/>
+          <w:sz w:val="28"/>
+          <w:szCs w:val="28"/>
+        </w:rPr>
+        <w:t xml:space="preserve">Datos: </w:t>
+      </w:r>
+      <w:r>
+        <w:rPr>
+          <w:rFonts w:asciiTheme="minorHAnsi" w:hAnsiTheme="minorHAnsi" w:cstheme="minorHAnsi"/>
+          <w:sz w:val="28"/>
+          <w:szCs w:val="28"/>
+        </w:rPr>
+        <w:t>cualquier objeto que pueda entregar información o significado para el lector. El dato puede ser manipulable en forma manuscrita o por medio de un computador. Puede ser un carácter capturado desde un teclado, extraído de algún espacio de memoria en el disco, almacenado en la memoria central, etc.</w:t>
+      </w:r>
+    </w:p>
+    <w:p>
+      <w:pPr>
+        <w:rPr>
+          <w:rFonts w:asciiTheme="minorHAnsi" w:hAnsiTheme="minorHAnsi" w:cstheme="minorHAnsi"/>
+          <w:b/>
+          <w:bCs/>
+          <w:sz w:val="28"/>
+          <w:szCs w:val="28"/>
+        </w:rPr>
+      </w:pPr>
+      <w:r>
+        <w:rPr>
+          <w:rFonts w:asciiTheme="minorHAnsi" w:hAnsiTheme="minorHAnsi" w:cstheme="minorHAnsi"/>
+          <w:b/>
+          <w:bCs/>
+          <w:sz w:val="28"/>
+          <w:szCs w:val="28"/>
+        </w:rPr>
+        <w:t xml:space="preserve">Gestión de riesgo: </w:t>
+      </w:r>
+      <w:r>
+        <w:rPr>
+          <w:rFonts w:asciiTheme="minorHAnsi" w:hAnsiTheme="minorHAnsi" w:cstheme="minorHAnsi"/>
+          <w:sz w:val="28"/>
+          <w:szCs w:val="28"/>
+        </w:rPr>
+        <w:t>proceso que afecta a todos los órganos directivos y laborales de la organización (junta directiva, administrativos y empleados).</w:t>
+      </w:r>
+    </w:p>
+    <w:p>
+      <w:pPr>
+        <w:rPr>
+          <w:rFonts w:asciiTheme="minorHAnsi" w:hAnsiTheme="minorHAnsi" w:cstheme="minorHAnsi"/>
+          <w:b/>
+          <w:bCs/>
+          <w:sz w:val="28"/>
+          <w:szCs w:val="28"/>
+        </w:rPr>
+      </w:pPr>
+      <w:r>
+        <w:rPr>
+          <w:rFonts w:asciiTheme="minorHAnsi" w:hAnsiTheme="minorHAnsi" w:cstheme="minorHAnsi"/>
+          <w:b/>
+          <w:bCs/>
+          <w:sz w:val="28"/>
+          <w:szCs w:val="28"/>
+        </w:rPr>
+        <w:t>Mapa de riesgos</w:t>
+      </w:r>
+      <w:r>
+        <w:rPr>
+          <w:rFonts w:asciiTheme="minorHAnsi" w:hAnsiTheme="minorHAnsi" w:cstheme="minorHAnsi"/>
+          <w:sz w:val="28"/>
+          <w:szCs w:val="28"/>
+        </w:rPr>
+        <w:t>: identifica de forma gráfica los riesgos a los que se expone una empresa, teniendo en cuenta la probabilidad y el impacto que pueden causar.</w:t>
+      </w:r>
+    </w:p>
+    <w:p>
+      <w:pPr>
+        <w:rPr>
+          <w:rFonts w:asciiTheme="minorHAnsi" w:hAnsiTheme="minorHAnsi" w:cstheme="minorHAnsi"/>
+          <w:b/>
+          <w:bCs/>
+          <w:sz w:val="28"/>
+          <w:szCs w:val="28"/>
+        </w:rPr>
+      </w:pPr>
+      <w:r>
+        <w:rPr>
+          <w:rFonts w:asciiTheme="minorHAnsi" w:hAnsiTheme="minorHAnsi" w:cstheme="minorHAnsi"/>
+          <w:b/>
+          <w:bCs/>
+          <w:sz w:val="28"/>
+          <w:szCs w:val="28"/>
+        </w:rPr>
+        <w:t xml:space="preserve">Riesgo: </w:t>
+      </w:r>
+      <w:r>
+        <w:rPr>
+          <w:rFonts w:asciiTheme="minorHAnsi" w:hAnsiTheme="minorHAnsi" w:cstheme="minorHAnsi"/>
+          <w:sz w:val="28"/>
+          <w:szCs w:val="28"/>
+        </w:rPr>
+        <w:t>probabilidad de que un evento desafortunado ocurra y genere consecuencias a una persona, entidad o cosa.</w:t>
+      </w:r>
+    </w:p>
+    <w:p>
+      <w:r>
+        <w:rPr>
+          <w:rFonts w:asciiTheme="minorHAnsi" w:hAnsiTheme="minorHAnsi" w:cstheme="minorHAnsi"/>
+          <w:b/>
+          <w:bCs/>
+          <w:sz w:val="28"/>
+          <w:szCs w:val="28"/>
+        </w:rPr>
+        <w:t xml:space="preserve">Seguridad de la información: </w:t>
+      </w:r>
+      <w:r>
+        <w:rPr>
+          <w:rFonts w:asciiTheme="minorHAnsi" w:hAnsiTheme="minorHAnsi" w:cstheme="minorHAnsi"/>
+          <w:sz w:val="28"/>
+          <w:szCs w:val="28"/>
+        </w:rPr>
+        <w:t>se encarga de proteger los datos contra robo de información, acceso no autorizado, obstaculización al sistema informático, manipulación y/o eliminación de los datos.</w:t>
+      </w:r>
+      <w:r>
+        <w:br w:type="page"/>
+      </w:r>
+    </w:p>
     <w:p>
       <w:pPr>
         <w:pStyle w:val="Titulosgenerales"/>
@@ -15660,164 +15190,7 @@
           <w:lang w:val="es-CO"/>
         </w:rPr>
       </w:pPr>
-      <w:bookmarkStart w:id="13" w:name="_Toc170978612"/>
-      <w:r>
-        <w:rPr>
-          <w:lang w:val="es-CO"/>
-        </w:rPr>
-        <w:lastRenderedPageBreak/>
-        <w:t>Glosario</w:t>
-      </w:r>
-      <w:bookmarkEnd w:id="13"/>
-    </w:p>
-    <w:p>
-      <w:pPr>
-        <w:rPr>
-          <w:rFonts w:asciiTheme="minorHAnsi" w:hAnsiTheme="minorHAnsi" w:cstheme="minorHAnsi"/>
-          <w:b/>
-          <w:bCs/>
-          <w:sz w:val="28"/>
-          <w:szCs w:val="28"/>
-        </w:rPr>
-      </w:pPr>
-      <w:r>
-        <w:rPr>
-          <w:rFonts w:asciiTheme="minorHAnsi" w:hAnsiTheme="minorHAnsi" w:cstheme="minorHAnsi"/>
-          <w:b/>
-          <w:bCs/>
-          <w:sz w:val="28"/>
-          <w:szCs w:val="28"/>
-        </w:rPr>
-        <w:t xml:space="preserve">Datos: </w:t>
-      </w:r>
-      <w:r>
-        <w:rPr>
-          <w:rFonts w:asciiTheme="minorHAnsi" w:hAnsiTheme="minorHAnsi" w:cstheme="minorHAnsi"/>
-          <w:sz w:val="28"/>
-          <w:szCs w:val="28"/>
-        </w:rPr>
-        <w:t>cualquier objeto que pueda entregar información o significado para el lector. El dato puede ser manipulable en forma manuscrita o por medio de un computador. Puede ser un carácter capturado desde un teclado, extraído de algún espacio de memoria en el disco, almacenado en la memoria central, etc.</w:t>
-      </w:r>
-    </w:p>
-    <w:p>
-      <w:pPr>
-        <w:rPr>
-          <w:rFonts w:asciiTheme="minorHAnsi" w:hAnsiTheme="minorHAnsi" w:cstheme="minorHAnsi"/>
-          <w:b/>
-          <w:bCs/>
-          <w:sz w:val="28"/>
-          <w:szCs w:val="28"/>
-        </w:rPr>
-      </w:pPr>
-      <w:r>
-        <w:rPr>
-          <w:rFonts w:asciiTheme="minorHAnsi" w:hAnsiTheme="minorHAnsi" w:cstheme="minorHAnsi"/>
-          <w:b/>
-          <w:bCs/>
-          <w:sz w:val="28"/>
-          <w:szCs w:val="28"/>
-        </w:rPr>
-        <w:t xml:space="preserve">Gestión de riesgo: </w:t>
-      </w:r>
-      <w:r>
-        <w:rPr>
-          <w:rFonts w:asciiTheme="minorHAnsi" w:hAnsiTheme="minorHAnsi" w:cstheme="minorHAnsi"/>
-          <w:sz w:val="28"/>
-          <w:szCs w:val="28"/>
-        </w:rPr>
-        <w:t>proceso que afecta a todos los órganos directivos y laborales de la organización (junta directiva, administrativos y empleados).</w:t>
-      </w:r>
-    </w:p>
-    <w:p>
-      <w:pPr>
-        <w:rPr>
-          <w:rFonts w:asciiTheme="minorHAnsi" w:hAnsiTheme="minorHAnsi" w:cstheme="minorHAnsi"/>
-          <w:b/>
-          <w:bCs/>
-          <w:sz w:val="28"/>
-          <w:szCs w:val="28"/>
-        </w:rPr>
-      </w:pPr>
-      <w:r>
-        <w:rPr>
-          <w:rFonts w:asciiTheme="minorHAnsi" w:hAnsiTheme="minorHAnsi" w:cstheme="minorHAnsi"/>
-          <w:b/>
-          <w:bCs/>
-          <w:sz w:val="28"/>
-          <w:szCs w:val="28"/>
-        </w:rPr>
-        <w:t>Mapa de riesgos</w:t>
-      </w:r>
-      <w:r>
-        <w:rPr>
-          <w:rFonts w:asciiTheme="minorHAnsi" w:hAnsiTheme="minorHAnsi" w:cstheme="minorHAnsi"/>
-          <w:sz w:val="28"/>
-          <w:szCs w:val="28"/>
-        </w:rPr>
-        <w:t>: identifica de forma gráfica los riesgos a los que se expone una empresa, teniendo en cuenta la probabilidad y el impacto que pueden causar.</w:t>
-      </w:r>
-    </w:p>
-    <w:p>
-      <w:pPr>
-        <w:rPr>
-          <w:rFonts w:asciiTheme="minorHAnsi" w:hAnsiTheme="minorHAnsi" w:cstheme="minorHAnsi"/>
-          <w:b/>
-          <w:bCs/>
-          <w:sz w:val="28"/>
-          <w:szCs w:val="28"/>
-        </w:rPr>
-      </w:pPr>
-      <w:r>
-        <w:rPr>
-          <w:rFonts w:asciiTheme="minorHAnsi" w:hAnsiTheme="minorHAnsi" w:cstheme="minorHAnsi"/>
-          <w:b/>
-          <w:bCs/>
-          <w:sz w:val="28"/>
-          <w:szCs w:val="28"/>
-        </w:rPr>
-        <w:t xml:space="preserve">Riesgo: </w:t>
-      </w:r>
-      <w:r>
-        <w:rPr>
-          <w:rFonts w:asciiTheme="minorHAnsi" w:hAnsiTheme="minorHAnsi" w:cstheme="minorHAnsi"/>
-          <w:sz w:val="28"/>
-          <w:szCs w:val="28"/>
-        </w:rPr>
-        <w:t>probabilidad de que un evento desafortunado ocurra y genere consecuencias a una persona, entidad o cosa.</w:t>
-      </w:r>
-    </w:p>
-    <w:p>
-      <w:r>
-        <w:rPr>
-          <w:rFonts w:asciiTheme="minorHAnsi" w:hAnsiTheme="minorHAnsi" w:cstheme="minorHAnsi"/>
-          <w:b/>
-          <w:bCs/>
-          <w:sz w:val="28"/>
-          <w:szCs w:val="28"/>
-        </w:rPr>
-        <w:t xml:space="preserve">Seguridad de la información: </w:t>
-      </w:r>
-      <w:r>
-        <w:rPr>
-          <w:rFonts w:asciiTheme="minorHAnsi" w:hAnsiTheme="minorHAnsi" w:cstheme="minorHAnsi"/>
-          <w:sz w:val="28"/>
-          <w:szCs w:val="28"/>
-        </w:rPr>
-        <w:t>se encarga de proteger los datos contra robo de información, acceso no autorizado, obstaculización al sistema informático, manipulación y/o eliminación de los datos.</w:t>
-      </w:r>
-      <w:r>
-        <w:br w:type="page"/>
-      </w:r>
-    </w:p>
-    <w:p>
-      <w:pPr>
-        <w:pStyle w:val="Titulosgenerales"/>
-        <w:spacing w:before="160" w:after="120" w:line="360" w:lineRule="auto"/>
-        <w:rPr>
-          <w:lang w:val="es-CO"/>
-        </w:rPr>
-      </w:pPr>
-      <w:bookmarkStart w:id="14" w:name="_Toc170978613"/>
+      <w:bookmarkStart w:id="13" w:name="_Toc223723349"/>
       <w:r>
         <w:rPr>
           <w:lang w:val="es-CO"/>
@@ -15825,7 +15198,7 @@
         <w:lastRenderedPageBreak/>
         <w:t>Referencias bibliográficas</w:t>
       </w:r>
-      <w:bookmarkEnd w:id="14"/>
+      <w:bookmarkEnd w:id="13"/>
     </w:p>
     <w:p>
       <w:pPr>
@@ -15864,7 +15237,7 @@
         </w:rPr>
         <w:t xml:space="preserve"> </w:t>
       </w:r>
-      <w:hyperlink r:id="rId28" w:history="1">
+      <w:hyperlink r:id="rId25" w:history="1">
         <w:r>
           <w:rPr>
             <w:rStyle w:val="Hipervnculo"/>
@@ -15902,7 +15275,7 @@
         </w:rPr>
         <w:t xml:space="preserve"> </w:t>
       </w:r>
-      <w:hyperlink r:id="rId29" w:history="1">
+      <w:hyperlink r:id="rId26" w:history="1">
         <w:r>
           <w:rPr>
             <w:rStyle w:val="Hipervnculo"/>
@@ -15931,7 +15304,7 @@
         </w:rPr>
         <w:t>Cristo, N. (2019). 6 reglas para gestionar riesgos en las empresas. Grupo Bancolombia. </w:t>
       </w:r>
-      <w:hyperlink r:id="rId30" w:tgtFrame="_blank" w:history="1">
+      <w:hyperlink r:id="rId27" w:tgtFrame="_blank" w:history="1">
         <w:r>
           <w:rPr>
             <w:rStyle w:val="Hipervnculo"/>
@@ -15951,6 +15324,61 @@
           <w:szCs w:val="28"/>
         </w:rPr>
       </w:pPr>
+      <w:r>
+        <w:rPr>
+          <w:rFonts w:ascii="Calibri" w:hAnsi="Calibri" w:cs="Calibri"/>
+          <w:sz w:val="28"/>
+          <w:szCs w:val="28"/>
+          <w:bdr w:val="none" w:sz="0" w:space="0" w:color="auto" w:frame="1"/>
+          <w:lang w:val="en-US"/>
+        </w:rPr>
+        <w:t xml:space="preserve">Hopkin, P. (2010). </w:t>
+      </w:r>
+      <w:r>
+        <w:rPr>
+          <w:rFonts w:ascii="Calibri" w:hAnsi="Calibri" w:cs="Calibri"/>
+          <w:sz w:val="28"/>
+          <w:szCs w:val="28"/>
+          <w:bdr w:val="none" w:sz="0" w:space="0" w:color="auto" w:frame="1"/>
+          <w:lang w:val="en-US"/>
+        </w:rPr>
+        <w:t>“</w:t>
+      </w:r>
+      <w:r>
+        <w:rPr>
+          <w:rStyle w:val="Extranjerismo"/>
+        </w:rPr>
+        <w:t>Fundamentals of risk management: understanding, evaluating, and implementing effective risk management</w:t>
+      </w:r>
+      <w:r>
+        <w:rPr>
+          <w:rFonts w:ascii="Calibri" w:hAnsi="Calibri" w:cs="Calibri"/>
+          <w:sz w:val="28"/>
+          <w:szCs w:val="28"/>
+          <w:bdr w:val="none" w:sz="0" w:space="0" w:color="auto" w:frame="1"/>
+          <w:lang w:val="en-US"/>
+        </w:rPr>
+        <w:t>”</w:t>
+      </w:r>
+      <w:r>
+        <w:rPr>
+          <w:rFonts w:ascii="Calibri" w:hAnsi="Calibri" w:cs="Calibri"/>
+          <w:sz w:val="28"/>
+          <w:szCs w:val="28"/>
+          <w:bdr w:val="none" w:sz="0" w:space="0" w:color="auto" w:frame="1"/>
+          <w:lang w:val="en-US"/>
+        </w:rPr>
+        <w:t xml:space="preserve">. </w:t>
+      </w:r>
+      <w:r>
+        <w:rPr>
+          <w:rFonts w:ascii="Calibri" w:hAnsi="Calibri" w:cs="Calibri"/>
+          <w:sz w:val="28"/>
+          <w:szCs w:val="28"/>
+          <w:bdr w:val="none" w:sz="0" w:space="0" w:color="auto" w:frame="1"/>
+        </w:rPr>
+        <w:t xml:space="preserve">Kogan Page </w:t>
+      </w:r>
       <w:proofErr w:type="spellStart"/>
       <w:r>
         <w:rPr>
@@ -15959,7 +15387,7 @@
           <w:szCs w:val="28"/>
           <w:bdr w:val="none" w:sz="0" w:space="0" w:color="auto" w:frame="1"/>
         </w:rPr>
-        <w:t>Hopkin</w:t>
+        <w:t>Limited</w:t>
       </w:r>
       <w:proofErr w:type="spellEnd"/>
       <w:r>
@@ -15969,22 +15397,25 @@
           <w:szCs w:val="28"/>
           <w:bdr w:val="none" w:sz="0" w:space="0" w:color="auto" w:frame="1"/>
         </w:rPr>
-        <w:t xml:space="preserve">, P. (2010). </w:t>
-      </w:r>
-      <w:r>
+        <w:t>.</w:t>
+      </w:r>
+    </w:p>
+    <w:p>
+      <w:pPr>
         <w:rPr>
           <w:rFonts w:ascii="Calibri" w:hAnsi="Calibri" w:cs="Calibri"/>
           <w:sz w:val="28"/>
           <w:szCs w:val="28"/>
+        </w:rPr>
+      </w:pPr>
+      <w:r>
+        <w:rPr>
+          <w:rFonts w:ascii="Calibri" w:hAnsi="Calibri" w:cs="Calibri"/>
+          <w:sz w:val="28"/>
+          <w:szCs w:val="28"/>
           <w:bdr w:val="none" w:sz="0" w:space="0" w:color="auto" w:frame="1"/>
         </w:rPr>
-        <w:t>“</w:t>
-      </w:r>
-      <w:r>
-        <w:rPr>
-          <w:rStyle w:val="Extranjerismo"/>
-        </w:rPr>
-        <w:t>Fundamentals of risk management: understanding, evaluating, and implementing effective risk management</w:t>
+        <w:t>Londoño, I. (2020). Mapa de calor: una herramienta para optimizar la gestión de riesgos. Pirani.</w:t>
       </w:r>
       <w:r>
         <w:rPr>
@@ -15993,85 +15424,9 @@
           <w:szCs w:val="28"/>
           <w:bdr w:val="none" w:sz="0" w:space="0" w:color="auto" w:frame="1"/>
         </w:rPr>
-        <w:t>”</w:t>
-      </w:r>
-      <w:r>
-        <w:rPr>
-          <w:rFonts w:ascii="Calibri" w:hAnsi="Calibri" w:cs="Calibri"/>
-          <w:sz w:val="28"/>
-          <w:szCs w:val="28"/>
-          <w:bdr w:val="none" w:sz="0" w:space="0" w:color="auto" w:frame="1"/>
-        </w:rPr>
-        <w:t xml:space="preserve">. Kogan Page </w:t>
-      </w:r>
-      <w:proofErr w:type="spellStart"/>
-      <w:r>
-        <w:rPr>
-          <w:rFonts w:ascii="Calibri" w:hAnsi="Calibri" w:cs="Calibri"/>
-          <w:sz w:val="28"/>
-          <w:szCs w:val="28"/>
-          <w:bdr w:val="none" w:sz="0" w:space="0" w:color="auto" w:frame="1"/>
-        </w:rPr>
-        <w:t>Limited</w:t>
-      </w:r>
-      <w:proofErr w:type="spellEnd"/>
-      <w:r>
-        <w:rPr>
-          <w:rFonts w:ascii="Calibri" w:hAnsi="Calibri" w:cs="Calibri"/>
-          <w:sz w:val="28"/>
-          <w:szCs w:val="28"/>
-          <w:bdr w:val="none" w:sz="0" w:space="0" w:color="auto" w:frame="1"/>
-        </w:rPr>
-        <w:t>.</w:t>
-      </w:r>
-    </w:p>
-    <w:p>
-      <w:pPr>
-        <w:rPr>
-          <w:rFonts w:ascii="Calibri" w:hAnsi="Calibri" w:cs="Calibri"/>
-          <w:sz w:val="28"/>
-          <w:szCs w:val="28"/>
-        </w:rPr>
-      </w:pPr>
-      <w:r>
-        <w:rPr>
-          <w:rFonts w:ascii="Calibri" w:hAnsi="Calibri" w:cs="Calibri"/>
-          <w:sz w:val="28"/>
-          <w:szCs w:val="28"/>
-          <w:bdr w:val="none" w:sz="0" w:space="0" w:color="auto" w:frame="1"/>
-        </w:rPr>
-        <w:t xml:space="preserve">Londoño, I. (2020). Mapa de calor: una herramienta para optimizar la gestión de riesgos. </w:t>
-      </w:r>
-      <w:proofErr w:type="spellStart"/>
-      <w:r>
-        <w:rPr>
-          <w:rFonts w:ascii="Calibri" w:hAnsi="Calibri" w:cs="Calibri"/>
-          <w:sz w:val="28"/>
-          <w:szCs w:val="28"/>
-          <w:bdr w:val="none" w:sz="0" w:space="0" w:color="auto" w:frame="1"/>
-        </w:rPr>
-        <w:t>Pirani</w:t>
-      </w:r>
-      <w:proofErr w:type="spellEnd"/>
-      <w:r>
-        <w:rPr>
-          <w:rFonts w:ascii="Calibri" w:hAnsi="Calibri" w:cs="Calibri"/>
-          <w:sz w:val="28"/>
-          <w:szCs w:val="28"/>
-          <w:bdr w:val="none" w:sz="0" w:space="0" w:color="auto" w:frame="1"/>
-        </w:rPr>
-        <w:t>.</w:t>
-      </w:r>
-      <w:r>
-        <w:rPr>
-          <w:rFonts w:ascii="Calibri" w:hAnsi="Calibri" w:cs="Calibri"/>
-          <w:sz w:val="28"/>
-          <w:szCs w:val="28"/>
-          <w:bdr w:val="none" w:sz="0" w:space="0" w:color="auto" w:frame="1"/>
-        </w:rPr>
         <w:t xml:space="preserve"> </w:t>
       </w:r>
-      <w:hyperlink r:id="rId31" w:history="1">
+      <w:hyperlink r:id="rId28" w:history="1">
         <w:r>
           <w:rPr>
             <w:rStyle w:val="Hipervnculo"/>
@@ -16100,7 +15455,7 @@
         </w:rPr>
         <w:t>Martínez, J. (2011). Riesgo e incertidumbre. ScalabBle. </w:t>
       </w:r>
-      <w:hyperlink r:id="rId32" w:tgtFrame="_blank" w:history="1">
+      <w:hyperlink r:id="rId29" w:tgtFrame="_blank" w:history="1">
         <w:r>
           <w:rPr>
             <w:rStyle w:val="Hipervnculo"/>
@@ -16118,6 +15473,7 @@
           <w:rFonts w:ascii="Calibri" w:hAnsi="Calibri" w:cs="Calibri"/>
           <w:sz w:val="28"/>
           <w:szCs w:val="28"/>
+          <w:lang w:val="en-US"/>
         </w:rPr>
       </w:pPr>
       <w:r>
@@ -16127,24 +15483,48 @@
           <w:szCs w:val="28"/>
           <w:bdr w:val="none" w:sz="0" w:space="0" w:color="auto" w:frame="1"/>
         </w:rPr>
-        <w:t>Ministerio de Tecnologías de la Información y las Comunicaciones-MinTIC. (2019). Manual de Gobierno Digital. Implementación de la Política de Gobierno Digital. MinTIC.</w:t>
-      </w:r>
+        <w:t xml:space="preserve">Ministerio de Tecnologías de la Información y las Comunicaciones-MinTIC. (2019). Manual de Gobierno Digital. Implementación de la Política de Gobierno Digital. </w:t>
+      </w:r>
+      <w:proofErr w:type="spellStart"/>
       <w:r>
         <w:rPr>
           <w:rFonts w:ascii="Calibri" w:hAnsi="Calibri" w:cs="Calibri"/>
           <w:sz w:val="28"/>
           <w:szCs w:val="28"/>
           <w:bdr w:val="none" w:sz="0" w:space="0" w:color="auto" w:frame="1"/>
+          <w:lang w:val="en-US"/>
+        </w:rPr>
+        <w:t>MinTIC</w:t>
+      </w:r>
+      <w:proofErr w:type="spellEnd"/>
+      <w:r>
+        <w:rPr>
+          <w:rFonts w:ascii="Calibri" w:hAnsi="Calibri" w:cs="Calibri"/>
+          <w:sz w:val="28"/>
+          <w:szCs w:val="28"/>
+          <w:bdr w:val="none" w:sz="0" w:space="0" w:color="auto" w:frame="1"/>
+          <w:lang w:val="en-US"/>
+        </w:rPr>
+        <w:t>.</w:t>
+      </w:r>
+      <w:r>
+        <w:rPr>
+          <w:rFonts w:ascii="Calibri" w:hAnsi="Calibri" w:cs="Calibri"/>
+          <w:sz w:val="28"/>
+          <w:szCs w:val="28"/>
+          <w:bdr w:val="none" w:sz="0" w:space="0" w:color="auto" w:frame="1"/>
+          <w:lang w:val="en-US"/>
         </w:rPr>
         <w:t xml:space="preserve"> </w:t>
       </w:r>
-      <w:hyperlink r:id="rId33" w:history="1">
+      <w:hyperlink r:id="rId30" w:history="1">
         <w:r>
           <w:rPr>
             <w:rStyle w:val="Hipervnculo"/>
             <w:rFonts w:asciiTheme="minorHAnsi" w:hAnsiTheme="minorHAnsi" w:cstheme="minorHAnsi"/>
             <w:sz w:val="28"/>
             <w:szCs w:val="28"/>
+            <w:lang w:val="en-US"/>
           </w:rPr>
           <w:t>https://gobiernodigital.mintic.gov.co/692/channels-594_manual_gd.pdf</w:t>
         </w:r>
@@ -16155,18 +15535,20 @@
         <w:pStyle w:val="Titulosgenerales"/>
         <w:spacing w:before="160" w:after="120" w:line="360" w:lineRule="auto"/>
         <w:rPr>
-          <w:lang w:val="es-CO"/>
-        </w:rPr>
-      </w:pPr>
-      <w:bookmarkStart w:id="15" w:name="_Toc170978614"/>
-      <w:r>
-        <w:rPr>
-          <w:lang w:val="es-CO"/>
+          <w:lang w:val="en-US"/>
+        </w:rPr>
+      </w:pPr>
+      <w:bookmarkStart w:id="14" w:name="_Toc223723350"/>
+      <w:proofErr w:type="spellStart"/>
+      <w:r>
+        <w:rPr>
+          <w:lang w:val="en-US"/>
         </w:rPr>
         <w:lastRenderedPageBreak/>
         <w:t>Créditos</w:t>
       </w:r>
-      <w:bookmarkEnd w:id="15"/>
+      <w:bookmarkEnd w:id="14"/>
+      <w:proofErr w:type="spellEnd"/>
     </w:p>
     <w:tbl>
       <w:tblPr>
@@ -16277,23 +15659,13 @@
                 <w:szCs w:val="28"/>
               </w:rPr>
             </w:pPr>
-            <w:proofErr w:type="spellStart"/>
-            <w:r>
-              <w:rPr>
-                <w:rFonts w:asciiTheme="minorHAnsi" w:hAnsiTheme="minorHAnsi" w:cstheme="minorHAnsi"/>
-                <w:sz w:val="28"/>
-                <w:szCs w:val="28"/>
-              </w:rPr>
-              <w:t>Milady</w:t>
-            </w:r>
-            <w:proofErr w:type="spellEnd"/>
-            <w:r>
-              <w:rPr>
-                <w:rFonts w:asciiTheme="minorHAnsi" w:hAnsiTheme="minorHAnsi" w:cstheme="minorHAnsi"/>
-                <w:sz w:val="28"/>
-                <w:szCs w:val="28"/>
-              </w:rPr>
-              <w:t xml:space="preserve"> Tatiana Villamil Castellanos</w:t>
+            <w:r>
+              <w:rPr>
+                <w:rFonts w:asciiTheme="minorHAnsi" w:hAnsiTheme="minorHAnsi" w:cstheme="minorHAnsi"/>
+                <w:sz w:val="28"/>
+                <w:szCs w:val="28"/>
+              </w:rPr>
+              <w:t>Milady Tatiana Villamil Castellanos</w:t>
             </w:r>
           </w:p>
         </w:tc>
@@ -16622,8 +15994,8 @@
                 <w:szCs w:val="28"/>
               </w:rPr>
             </w:pPr>
-            <w:bookmarkStart w:id="16" w:name="_2et92p0" w:colFirst="0" w:colLast="0"/>
-            <w:bookmarkEnd w:id="16"/>
+            <w:bookmarkStart w:id="15" w:name="_2et92p0" w:colFirst="0" w:colLast="0"/>
+            <w:bookmarkEnd w:id="15"/>
             <w:r>
               <w:rPr>
                 <w:rFonts w:asciiTheme="minorHAnsi" w:hAnsiTheme="minorHAnsi" w:cstheme="minorHAnsi"/>
@@ -17076,23 +16448,13 @@
                 <w:szCs w:val="28"/>
               </w:rPr>
             </w:pPr>
-            <w:proofErr w:type="spellStart"/>
-            <w:r>
-              <w:rPr>
-                <w:rFonts w:asciiTheme="minorHAnsi" w:hAnsiTheme="minorHAnsi" w:cstheme="minorHAnsi"/>
-                <w:sz w:val="28"/>
-                <w:szCs w:val="28"/>
-              </w:rPr>
-              <w:t>Veimar</w:t>
-            </w:r>
-            <w:proofErr w:type="spellEnd"/>
-            <w:r>
-              <w:rPr>
-                <w:rFonts w:asciiTheme="minorHAnsi" w:hAnsiTheme="minorHAnsi" w:cstheme="minorHAnsi"/>
-                <w:sz w:val="28"/>
-                <w:szCs w:val="28"/>
-              </w:rPr>
-              <w:t xml:space="preserve"> Celis Meléndez</w:t>
+            <w:r>
+              <w:rPr>
+                <w:rFonts w:asciiTheme="minorHAnsi" w:hAnsiTheme="minorHAnsi" w:cstheme="minorHAnsi"/>
+                <w:sz w:val="28"/>
+                <w:szCs w:val="28"/>
+              </w:rPr>
+              <w:t>Veimar Celis Meléndez</w:t>
             </w:r>
           </w:p>
         </w:tc>
@@ -17321,9 +16683,9 @@
       </w:pPr>
     </w:p>
     <w:sectPr>
-      <w:headerReference w:type="default" r:id="rId34"/>
-      <w:footerReference w:type="default" r:id="rId35"/>
-      <w:footerReference w:type="first" r:id="rId36"/>
+      <w:headerReference w:type="default" r:id="rId31"/>
+      <w:footerReference w:type="default" r:id="rId32"/>
+      <w:footerReference w:type="first" r:id="rId33"/>
       <w:pgSz w:w="12240" w:h="15840"/>
       <w:pgMar w:top="1701" w:right="1134" w:bottom="1134" w:left="1134" w:header="680" w:footer="541" w:gutter="0"/>
       <w:cols w:space="708"/>
@@ -17335,7 +16697,7 @@
 </file>
 
 <file path=word/endnotes.xml><?xml version="1.0" encoding="utf-8"?>
-<w:endnotes xmlns:wpc="http://schemas.microsoft.com/office/word/2010/wordprocessingCanvas" xmlns:cx="http://schemas.microsoft.com/office/drawing/2014/chartex" xmlns:cx1="http://schemas.microsoft.com/office/drawing/2015/9/8/chartex" xmlns:cx2="http://schemas.microsoft.com/office/drawing/2015/10/21/chartex" xmlns:cx3="http://schemas.microsoft.com/office/drawing/2016/5/9/chartex" xmlns:cx4="http://schemas.microsoft.com/office/drawing/2016/5/10/chartex" xmlns:cx5="http://schemas.microsoft.com/office/drawing/2016/5/11/chartex" xmlns:cx6="http://schemas.microsoft.com/office/drawing/2016/5/12/chartex" xmlns:cx7="http://schemas.microsoft.com/office/drawing/2016/5/13/chartex" xmlns:cx8="http://schemas.microsoft.com/office/drawing/2016/5/14/chartex" xmlns:mc="http://schemas.openxmlformats.org/markup-compatibility/2006" xmlns:aink="http://schemas.microsoft.com/office/drawing/2016/ink" xmlns:am3d="http://schemas.microsoft.com/office/drawing/2017/model3d" xmlns:o="urn:schemas-microsoft-com:office:office" xmlns:oel="http://schemas.microsoft.com/office/2019/extlst" xmlns:r="http://schemas.openxmlformats.org/officeDocument/2006/relationships" xmlns:m="http://schemas.openxmlformats.org/officeDocument/2006/math" xmlns:v="urn:schemas-microsoft-com:vml" xmlns:wp14="http://schemas.microsoft.com/office/word/2010/wordprocessingDrawing" xmlns:wp="http://schemas.openxmlformats.org/drawingml/2006/wordprocessingDrawing" xmlns:w10="urn:schemas-microsoft-com:office:word" xmlns:w="http://schemas.openxmlformats.org/wordprocessingml/2006/main" xmlns:w14="http://schemas.microsoft.com/office/word/2010/wordml" xmlns:w15="http://schemas.microsoft.com/office/word/2012/wordml" xmlns:w16cex="http://schemas.microsoft.com/office/word/2018/wordml/cex" xmlns:w16cid="http://schemas.microsoft.com/office/word/2016/wordml/cid" xmlns:w16="http://schemas.microsoft.com/office/word/2018/wordml" xmlns:w16du="http://schemas.microsoft.com/office/word/2023/wordml/word16du" xmlns:w16sdtdh="http://schemas.microsoft.com/office/word/2020/wordml/sdtdatahash" xmlns:w16se="http://schemas.microsoft.com/office/word/2015/wordml/symex" xmlns:wpg="http://schemas.microsoft.com/office/word/2010/wordprocessingGroup" xmlns:wpi="http://schemas.microsoft.com/office/word/2010/wordprocessingInk" xmlns:wne="http://schemas.microsoft.com/office/word/2006/wordml" xmlns:wps="http://schemas.microsoft.com/office/word/2010/wordprocessingShape" mc:Ignorable="w14 w15 w16se w16cid w16 w16cex w16sdtdh w16du wp14">
+<w:endnotes xmlns:wpc="http://schemas.microsoft.com/office/word/2010/wordprocessingCanvas" xmlns:cx="http://schemas.microsoft.com/office/drawing/2014/chartex" xmlns:cx1="http://schemas.microsoft.com/office/drawing/2015/9/8/chartex" xmlns:cx2="http://schemas.microsoft.com/office/drawing/2015/10/21/chartex" xmlns:cx3="http://schemas.microsoft.com/office/drawing/2016/5/9/chartex" xmlns:cx4="http://schemas.microsoft.com/office/drawing/2016/5/10/chartex" xmlns:cx5="http://schemas.microsoft.com/office/drawing/2016/5/11/chartex" xmlns:cx6="http://schemas.microsoft.com/office/drawing/2016/5/12/chartex" xmlns:cx7="http://schemas.microsoft.com/office/drawing/2016/5/13/chartex" xmlns:cx8="http://schemas.microsoft.com/office/drawing/2016/5/14/chartex" xmlns:mc="http://schemas.openxmlformats.org/markup-compatibility/2006" xmlns:aink="http://schemas.microsoft.com/office/drawing/2016/ink" xmlns:am3d="http://schemas.microsoft.com/office/drawing/2017/model3d" xmlns:o="urn:schemas-microsoft-com:office:office" xmlns:oel="http://schemas.microsoft.com/office/2019/extlst" xmlns:r="http://schemas.openxmlformats.org/officeDocument/2006/relationships" xmlns:m="http://schemas.openxmlformats.org/officeDocument/2006/math" xmlns:v="urn:schemas-microsoft-com:vml" xmlns:wp14="http://schemas.microsoft.com/office/word/2010/wordprocessingDrawing" xmlns:wp="http://schemas.openxmlformats.org/drawingml/2006/wordprocessingDrawing" xmlns:w10="urn:schemas-microsoft-com:office:word" xmlns:w="http://schemas.openxmlformats.org/wordprocessingml/2006/main" xmlns:w14="http://schemas.microsoft.com/office/word/2010/wordml" xmlns:w15="http://schemas.microsoft.com/office/word/2012/wordml" xmlns:w16cex="http://schemas.microsoft.com/office/word/2018/wordml/cex" xmlns:w16cid="http://schemas.microsoft.com/office/word/2016/wordml/cid" xmlns:w16="http://schemas.microsoft.com/office/word/2018/wordml" xmlns:w16du="http://schemas.microsoft.com/office/word/2023/wordml/word16du" xmlns:w16sdtdh="http://schemas.microsoft.com/office/word/2020/wordml/sdtdatahash" xmlns:w16sdtfl="http://schemas.microsoft.com/office/word/2024/wordml/sdtformatlock" xmlns:w16se="http://schemas.microsoft.com/office/word/2015/wordml/symex" xmlns:wpg="http://schemas.microsoft.com/office/word/2010/wordprocessingGroup" xmlns:wpi="http://schemas.microsoft.com/office/word/2010/wordprocessingInk" xmlns:wne="http://schemas.microsoft.com/office/word/2006/wordml" xmlns:wps="http://schemas.microsoft.com/office/word/2010/wordprocessingShape" mc:Ignorable="w14 w15 w16se w16cid w16 w16cex w16sdtdh w16sdtfl w16du wp14">
   <w:endnote w:type="separator" w:id="-1">
     <w:p>
       <w:pPr>
@@ -17360,7 +16722,7 @@
 </file>
 
 <file path=word/footer1.xml><?xml version="1.0" encoding="utf-8"?>
-<w:ftr xmlns:wpc="http://schemas.microsoft.com/office/word/2010/wordprocessingCanvas" xmlns:cx="http://schemas.microsoft.com/office/drawing/2014/chartex" xmlns:cx1="http://schemas.microsoft.com/office/drawing/2015/9/8/chartex" xmlns:cx2="http://schemas.microsoft.com/office/drawing/2015/10/21/chartex" xmlns:cx3="http://schemas.microsoft.com/office/drawing/2016/5/9/chartex" xmlns:cx4="http://schemas.microsoft.com/office/drawing/2016/5/10/chartex" xmlns:cx5="http://schemas.microsoft.com/office/drawing/2016/5/11/chartex" xmlns:cx6="http://schemas.microsoft.com/office/drawing/2016/5/12/chartex" xmlns:cx7="http://schemas.microsoft.com/office/drawing/2016/5/13/chartex" xmlns:cx8="http://schemas.microsoft.com/office/drawing/2016/5/14/chartex" xmlns:mc="http://schemas.openxmlformats.org/markup-compatibility/2006" xmlns:aink="http://schemas.microsoft.com/office/drawing/2016/ink" xmlns:am3d="http://schemas.microsoft.com/office/drawing/2017/model3d" xmlns:o="urn:schemas-microsoft-com:office:office" xmlns:oel="http://schemas.microsoft.com/office/2019/extlst" xmlns:r="http://schemas.openxmlformats.org/officeDocument/2006/relationships" xmlns:m="http://schemas.openxmlformats.org/officeDocument/2006/math" xmlns:v="urn:schemas-microsoft-com:vml" xmlns:wp14="http://schemas.microsoft.com/office/word/2010/wordprocessingDrawing" xmlns:wp="http://schemas.openxmlformats.org/drawingml/2006/wordprocessingDrawing" xmlns:w10="urn:schemas-microsoft-com:office:word" xmlns:w="http://schemas.openxmlformats.org/wordprocessingml/2006/main" xmlns:w14="http://schemas.microsoft.com/office/word/2010/wordml" xmlns:w15="http://schemas.microsoft.com/office/word/2012/wordml" xmlns:w16cex="http://schemas.microsoft.com/office/word/2018/wordml/cex" xmlns:w16cid="http://schemas.microsoft.com/office/word/2016/wordml/cid" xmlns:w16="http://schemas.microsoft.com/office/word/2018/wordml" xmlns:w16du="http://schemas.microsoft.com/office/word/2023/wordml/word16du" xmlns:w16sdtdh="http://schemas.microsoft.com/office/word/2020/wordml/sdtdatahash" xmlns:w16se="http://schemas.microsoft.com/office/word/2015/wordml/symex" xmlns:wpg="http://schemas.microsoft.com/office/word/2010/wordprocessingGroup" xmlns:wpi="http://schemas.microsoft.com/office/word/2010/wordprocessingInk" xmlns:wne="http://schemas.microsoft.com/office/word/2006/wordml" xmlns:wps="http://schemas.microsoft.com/office/word/2010/wordprocessingShape" mc:Ignorable="w14 w15 w16se w16cid w16 w16cex w16sdtdh w16du wp14">
+<w:ftr xmlns:wpc="http://schemas.microsoft.com/office/word/2010/wordprocessingCanvas" xmlns:cx="http://schemas.microsoft.com/office/drawing/2014/chartex" xmlns:cx1="http://schemas.microsoft.com/office/drawing/2015/9/8/chartex" xmlns:cx2="http://schemas.microsoft.com/office/drawing/2015/10/21/chartex" xmlns:cx3="http://schemas.microsoft.com/office/drawing/2016/5/9/chartex" xmlns:cx4="http://schemas.microsoft.com/office/drawing/2016/5/10/chartex" xmlns:cx5="http://schemas.microsoft.com/office/drawing/2016/5/11/chartex" xmlns:cx6="http://schemas.microsoft.com/office/drawing/2016/5/12/chartex" xmlns:cx7="http://schemas.microsoft.com/office/drawing/2016/5/13/chartex" xmlns:cx8="http://schemas.microsoft.com/office/drawing/2016/5/14/chartex" xmlns:mc="http://schemas.openxmlformats.org/markup-compatibility/2006" xmlns:aink="http://schemas.microsoft.com/office/drawing/2016/ink" xmlns:am3d="http://schemas.microsoft.com/office/drawing/2017/model3d" xmlns:o="urn:schemas-microsoft-com:office:office" xmlns:oel="http://schemas.microsoft.com/office/2019/extlst" xmlns:r="http://schemas.openxmlformats.org/officeDocument/2006/relationships" xmlns:m="http://schemas.openxmlformats.org/officeDocument/2006/math" xmlns:v="urn:schemas-microsoft-com:vml" xmlns:wp14="http://schemas.microsoft.com/office/word/2010/wordprocessingDrawing" xmlns:wp="http://schemas.openxmlformats.org/drawingml/2006/wordprocessingDrawing" xmlns:w10="urn:schemas-microsoft-com:office:word" xmlns:w="http://schemas.openxmlformats.org/wordprocessingml/2006/main" xmlns:w14="http://schemas.microsoft.com/office/word/2010/wordml" xmlns:w15="http://schemas.microsoft.com/office/word/2012/wordml" xmlns:w16cex="http://schemas.microsoft.com/office/word/2018/wordml/cex" xmlns:w16cid="http://schemas.microsoft.com/office/word/2016/wordml/cid" xmlns:w16="http://schemas.microsoft.com/office/word/2018/wordml" xmlns:w16du="http://schemas.microsoft.com/office/word/2023/wordml/word16du" xmlns:w16sdtdh="http://schemas.microsoft.com/office/word/2020/wordml/sdtdatahash" xmlns:w16sdtfl="http://schemas.microsoft.com/office/word/2024/wordml/sdtformatlock" xmlns:w16se="http://schemas.microsoft.com/office/word/2015/wordml/symex" xmlns:wpg="http://schemas.microsoft.com/office/word/2010/wordprocessingGroup" xmlns:wpi="http://schemas.microsoft.com/office/word/2010/wordprocessingInk" xmlns:wne="http://schemas.microsoft.com/office/word/2006/wordml" xmlns:wps="http://schemas.microsoft.com/office/word/2010/wordprocessingShape" mc:Ignorable="w14 w15 w16se w16cid w16 w16cex w16sdtdh w16sdtfl w16du wp14">
   <w:p>
     <w:pPr>
       <w:pStyle w:val="Piedepgina"/>
@@ -17574,7 +16936,7 @@
         </mc:Choice>
         <mc:Fallback>
           <w:pict>
-            <v:rect w14:anchorId="52E06593" id="Rectángulo 29" o:spid="_x0000_s1027" style="position:absolute;left:0;text-align:left;margin-left:-23.8pt;margin-top:9.45pt;width:64.55pt;height:30pt;rotation:180;flip:x;z-index:251662336;visibility:visible;mso-wrap-style:square;mso-width-percent:0;mso-height-percent:0;mso-wrap-distance-left:9pt;mso-wrap-distance-top:0;mso-wrap-distance-right:9pt;mso-wrap-distance-bottom:0;mso-position-horizontal:absolute;mso-position-horizontal-relative:right-margin-area;mso-position-vertical:absolute;mso-position-vertical-relative:bottom-margin-area;mso-width-percent:0;mso-height-percent:0;mso-width-relative:page;mso-height-relative:bottom-margin-area;v-text-anchor:top" o:gfxdata="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" filled="f" fillcolor="#c0504d" stroked="f" strokecolor="#5c83b4" strokeweight="2.25pt">
+            <v:rect w14:anchorId="52E06593" id="Rectángulo 29" o:spid="_x0000_s1027" alt="&quot;&quot;" style="position:absolute;left:0;text-align:left;margin-left:-23.8pt;margin-top:9.45pt;width:64.55pt;height:30pt;rotation:180;flip:x;z-index:251662336;visibility:visible;mso-wrap-style:square;mso-width-percent:0;mso-height-percent:0;mso-wrap-distance-left:9pt;mso-wrap-distance-top:0;mso-wrap-distance-right:9pt;mso-wrap-distance-bottom:0;mso-position-horizontal:absolute;mso-position-horizontal-relative:right-margin-area;mso-position-vertical:absolute;mso-position-vertical-relative:bottom-margin-area;mso-width-percent:0;mso-height-percent:0;mso-width-relative:page;mso-height-relative:bottom-margin-area;v-text-anchor:top" o:gfxdata="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" filled="f" fillcolor="#c0504d" stroked="f" strokecolor="#5c83b4" strokeweight="2.25pt">
               <v:textbox inset=",0,,0">
                 <w:txbxContent>
                   <w:p>
@@ -17657,7 +17019,7 @@
 </file>
 
 <file path=word/footer2.xml><?xml version="1.0" encoding="utf-8"?>
-<w:ftr xmlns:wpc="http://schemas.microsoft.com/office/word/2010/wordprocessingCanvas" xmlns:cx="http://schemas.microsoft.com/office/drawing/2014/chartex" xmlns:cx1="http://schemas.microsoft.com/office/drawing/2015/9/8/chartex" xmlns:cx2="http://schemas.microsoft.com/office/drawing/2015/10/21/chartex" xmlns:cx3="http://schemas.microsoft.com/office/drawing/2016/5/9/chartex" xmlns:cx4="http://schemas.microsoft.com/office/drawing/2016/5/10/chartex" xmlns:cx5="http://schemas.microsoft.com/office/drawing/2016/5/11/chartex" xmlns:cx6="http://schemas.microsoft.com/office/drawing/2016/5/12/chartex" xmlns:cx7="http://schemas.microsoft.com/office/drawing/2016/5/13/chartex" xmlns:cx8="http://schemas.microsoft.com/office/drawing/2016/5/14/chartex" xmlns:mc="http://schemas.openxmlformats.org/markup-compatibility/2006" xmlns:aink="http://schemas.microsoft.com/office/drawing/2016/ink" xmlns:am3d="http://schemas.microsoft.com/office/drawing/2017/model3d" xmlns:o="urn:schemas-microsoft-com:office:office" xmlns:oel="http://schemas.microsoft.com/office/2019/extlst" xmlns:r="http://schemas.openxmlformats.org/officeDocument/2006/relationships" xmlns:m="http://schemas.openxmlformats.org/officeDocument/2006/math" xmlns:v="urn:schemas-microsoft-com:vml" xmlns:wp14="http://schemas.microsoft.com/office/word/2010/wordprocessingDrawing" xmlns:wp="http://schemas.openxmlformats.org/drawingml/2006/wordprocessingDrawing" xmlns:w10="urn:schemas-microsoft-com:office:word" xmlns:w="http://schemas.openxmlformats.org/wordprocessingml/2006/main" xmlns:w14="http://schemas.microsoft.com/office/word/2010/wordml" xmlns:w15="http://schemas.microsoft.com/office/word/2012/wordml" xmlns:w16cex="http://schemas.microsoft.com/office/word/2018/wordml/cex" xmlns:w16cid="http://schemas.microsoft.com/office/word/2016/wordml/cid" xmlns:w16="http://schemas.microsoft.com/office/word/2018/wordml" xmlns:w16du="http://schemas.microsoft.com/office/word/2023/wordml/word16du" xmlns:w16sdtdh="http://schemas.microsoft.com/office/word/2020/wordml/sdtdatahash" xmlns:w16se="http://schemas.microsoft.com/office/word/2015/wordml/symex" xmlns:wpg="http://schemas.microsoft.com/office/word/2010/wordprocessingGroup" xmlns:wpi="http://schemas.microsoft.com/office/word/2010/wordprocessingInk" xmlns:wne="http://schemas.microsoft.com/office/word/2006/wordml" xmlns:wps="http://schemas.microsoft.com/office/word/2010/wordprocessingShape" mc:Ignorable="w14 w15 w16se w16cid w16 w16cex w16sdtdh w16du wp14">
+<w:ftr xmlns:wpc="http://schemas.microsoft.com/office/word/2010/wordprocessingCanvas" xmlns:cx="http://schemas.microsoft.com/office/drawing/2014/chartex" xmlns:cx1="http://schemas.microsoft.com/office/drawing/2015/9/8/chartex" xmlns:cx2="http://schemas.microsoft.com/office/drawing/2015/10/21/chartex" xmlns:cx3="http://schemas.microsoft.com/office/drawing/2016/5/9/chartex" xmlns:cx4="http://schemas.microsoft.com/office/drawing/2016/5/10/chartex" xmlns:cx5="http://schemas.microsoft.com/office/drawing/2016/5/11/chartex" xmlns:cx6="http://schemas.microsoft.com/office/drawing/2016/5/12/chartex" xmlns:cx7="http://schemas.microsoft.com/office/drawing/2016/5/13/chartex" xmlns:cx8="http://schemas.microsoft.com/office/drawing/2016/5/14/chartex" xmlns:mc="http://schemas.openxmlformats.org/markup-compatibility/2006" xmlns:aink="http://schemas.microsoft.com/office/drawing/2016/ink" xmlns:am3d="http://schemas.microsoft.com/office/drawing/2017/model3d" xmlns:o="urn:schemas-microsoft-com:office:office" xmlns:oel="http://schemas.microsoft.com/office/2019/extlst" xmlns:r="http://schemas.openxmlformats.org/officeDocument/2006/relationships" xmlns:m="http://schemas.openxmlformats.org/officeDocument/2006/math" xmlns:v="urn:schemas-microsoft-com:vml" xmlns:wp14="http://schemas.microsoft.com/office/word/2010/wordprocessingDrawing" xmlns:wp="http://schemas.openxmlformats.org/drawingml/2006/wordprocessingDrawing" xmlns:w10="urn:schemas-microsoft-com:office:word" xmlns:w="http://schemas.openxmlformats.org/wordprocessingml/2006/main" xmlns:w14="http://schemas.microsoft.com/office/word/2010/wordml" xmlns:w15="http://schemas.microsoft.com/office/word/2012/wordml" xmlns:w16cex="http://schemas.microsoft.com/office/word/2018/wordml/cex" xmlns:w16cid="http://schemas.microsoft.com/office/word/2016/wordml/cid" xmlns:w16="http://schemas.microsoft.com/office/word/2018/wordml" xmlns:w16du="http://schemas.microsoft.com/office/word/2023/wordml/word16du" xmlns:w16sdtdh="http://schemas.microsoft.com/office/word/2020/wordml/sdtdatahash" xmlns:w16sdtfl="http://schemas.microsoft.com/office/word/2024/wordml/sdtformatlock" xmlns:w16se="http://schemas.microsoft.com/office/word/2015/wordml/symex" xmlns:wpg="http://schemas.microsoft.com/office/word/2010/wordprocessingGroup" xmlns:wpi="http://schemas.microsoft.com/office/word/2010/wordprocessingInk" xmlns:wne="http://schemas.microsoft.com/office/word/2006/wordml" xmlns:wps="http://schemas.microsoft.com/office/word/2010/wordprocessingShape" mc:Ignorable="w14 w15 w16se w16cid w16 w16cex w16sdtdh w16sdtfl w16du wp14">
   <w:p>
     <w:pPr>
       <w:pStyle w:val="Piedepgina"/>
@@ -17748,7 +17110,7 @@
 </file>
 
 <file path=word/footnotes.xml><?xml version="1.0" encoding="utf-8"?>
-<w:footnotes xmlns:wpc="http://schemas.microsoft.com/office/word/2010/wordprocessingCanvas" xmlns:cx="http://schemas.microsoft.com/office/drawing/2014/chartex" xmlns:cx1="http://schemas.microsoft.com/office/drawing/2015/9/8/chartex" xmlns:cx2="http://schemas.microsoft.com/office/drawing/2015/10/21/chartex" xmlns:cx3="http://schemas.microsoft.com/office/drawing/2016/5/9/chartex" xmlns:cx4="http://schemas.microsoft.com/office/drawing/2016/5/10/chartex" xmlns:cx5="http://schemas.microsoft.com/office/drawing/2016/5/11/chartex" xmlns:cx6="http://schemas.microsoft.com/office/drawing/2016/5/12/chartex" xmlns:cx7="http://schemas.microsoft.com/office/drawing/2016/5/13/chartex" xmlns:cx8="http://schemas.microsoft.com/office/drawing/2016/5/14/chartex" xmlns:mc="http://schemas.openxmlformats.org/markup-compatibility/2006" xmlns:aink="http://schemas.microsoft.com/office/drawing/2016/ink" xmlns:am3d="http://schemas.microsoft.com/office/drawing/2017/model3d" xmlns:o="urn:schemas-microsoft-com:office:office" xmlns:oel="http://schemas.microsoft.com/office/2019/extlst" xmlns:r="http://schemas.openxmlformats.org/officeDocument/2006/relationships" xmlns:m="http://schemas.openxmlformats.org/officeDocument/2006/math" xmlns:v="urn:schemas-microsoft-com:vml" xmlns:wp14="http://schemas.microsoft.com/office/word/2010/wordprocessingDrawing" xmlns:wp="http://schemas.openxmlformats.org/drawingml/2006/wordprocessingDrawing" xmlns:w10="urn:schemas-microsoft-com:office:word" xmlns:w="http://schemas.openxmlformats.org/wordprocessingml/2006/main" xmlns:w14="http://schemas.microsoft.com/office/word/2010/wordml" xmlns:w15="http://schemas.microsoft.com/office/word/2012/wordml" xmlns:w16cex="http://schemas.microsoft.com/office/word/2018/wordml/cex" xmlns:w16cid="http://schemas.microsoft.com/office/word/2016/wordml/cid" xmlns:w16="http://schemas.microsoft.com/office/word/2018/wordml" xmlns:w16du="http://schemas.microsoft.com/office/word/2023/wordml/word16du" xmlns:w16sdtdh="http://schemas.microsoft.com/office/word/2020/wordml/sdtdatahash" xmlns:w16se="http://schemas.microsoft.com/office/word/2015/wordml/symex" xmlns:wpg="http://schemas.microsoft.com/office/word/2010/wordprocessingGroup" xmlns:wpi="http://schemas.microsoft.com/office/word/2010/wordprocessingInk" xmlns:wne="http://schemas.microsoft.com/office/word/2006/wordml" xmlns:wps="http://schemas.microsoft.com/office/word/2010/wordprocessingShape" mc:Ignorable="w14 w15 w16se w16cid w16 w16cex w16sdtdh w16du wp14">
+<w:footnotes xmlns:wpc="http://schemas.microsoft.com/office/word/2010/wordprocessingCanvas" xmlns:cx="http://schemas.microsoft.com/office/drawing/2014/chartex" xmlns:cx1="http://schemas.microsoft.com/office/drawing/2015/9/8/chartex" xmlns:cx2="http://schemas.microsoft.com/office/drawing/2015/10/21/chartex" xmlns:cx3="http://schemas.microsoft.com/office/drawing/2016/5/9/chartex" xmlns:cx4="http://schemas.microsoft.com/office/drawing/2016/5/10/chartex" xmlns:cx5="http://schemas.microsoft.com/office/drawing/2016/5/11/chartex" xmlns:cx6="http://schemas.microsoft.com/office/drawing/2016/5/12/chartex" xmlns:cx7="http://schemas.microsoft.com/office/drawing/2016/5/13/chartex" xmlns:cx8="http://schemas.microsoft.com/office/drawing/2016/5/14/chartex" xmlns:mc="http://schemas.openxmlformats.org/markup-compatibility/2006" xmlns:aink="http://schemas.microsoft.com/office/drawing/2016/ink" xmlns:am3d="http://schemas.microsoft.com/office/drawing/2017/model3d" xmlns:o="urn:schemas-microsoft-com:office:office" xmlns:oel="http://schemas.microsoft.com/office/2019/extlst" xmlns:r="http://schemas.openxmlformats.org/officeDocument/2006/relationships" xmlns:m="http://schemas.openxmlformats.org/officeDocument/2006/math" xmlns:v="urn:schemas-microsoft-com:vml" xmlns:wp14="http://schemas.microsoft.com/office/word/2010/wordprocessingDrawing" xmlns:wp="http://schemas.openxmlformats.org/drawingml/2006/wordprocessingDrawing" xmlns:w10="urn:schemas-microsoft-com:office:word" xmlns:w="http://schemas.openxmlformats.org/wordprocessingml/2006/main" xmlns:w14="http://schemas.microsoft.com/office/word/2010/wordml" xmlns:w15="http://schemas.microsoft.com/office/word/2012/wordml" xmlns:w16cex="http://schemas.microsoft.com/office/word/2018/wordml/cex" xmlns:w16cid="http://schemas.microsoft.com/office/word/2016/wordml/cid" xmlns:w16="http://schemas.microsoft.com/office/word/2018/wordml" xmlns:w16du="http://schemas.microsoft.com/office/word/2023/wordml/word16du" xmlns:w16sdtdh="http://schemas.microsoft.com/office/word/2020/wordml/sdtdatahash" xmlns:w16sdtfl="http://schemas.microsoft.com/office/word/2024/wordml/sdtformatlock" xmlns:w16se="http://schemas.microsoft.com/office/word/2015/wordml/symex" xmlns:wpg="http://schemas.microsoft.com/office/word/2010/wordprocessingGroup" xmlns:wpi="http://schemas.microsoft.com/office/word/2010/wordprocessingInk" xmlns:wne="http://schemas.microsoft.com/office/word/2006/wordml" xmlns:wps="http://schemas.microsoft.com/office/word/2010/wordprocessingShape" mc:Ignorable="w14 w15 w16se w16cid w16 w16cex w16sdtdh w16sdtfl w16du wp14">
   <w:footnote w:type="separator" w:id="-1">
     <w:p>
       <w:pPr>
@@ -17773,7 +17135,7 @@
 </file>
 
 <file path=word/header1.xml><?xml version="1.0" encoding="utf-8"?>
-<w:hdr xmlns:wpc="http://schemas.microsoft.com/office/word/2010/wordprocessingCanvas" xmlns:cx="http://schemas.microsoft.com/office/drawing/2014/chartex" xmlns:cx1="http://schemas.microsoft.com/office/drawing/2015/9/8/chartex" xmlns:cx2="http://schemas.microsoft.com/office/drawing/2015/10/21/chartex" xmlns:cx3="http://schemas.microsoft.com/office/drawing/2016/5/9/chartex" xmlns:cx4="http://schemas.microsoft.com/office/drawing/2016/5/10/chartex" xmlns:cx5="http://schemas.microsoft.com/office/drawing/2016/5/11/chartex" xmlns:cx6="http://schemas.microsoft.com/office/drawing/2016/5/12/chartex" xmlns:cx7="http://schemas.microsoft.com/office/drawing/2016/5/13/chartex" xmlns:cx8="http://schemas.microsoft.com/office/drawing/2016/5/14/chartex" xmlns:mc="http://schemas.openxmlformats.org/markup-compatibility/2006" xmlns:aink="http://schemas.microsoft.com/office/drawing/2016/ink" xmlns:am3d="http://schemas.microsoft.com/office/drawing/2017/model3d" xmlns:o="urn:schemas-microsoft-com:office:office" xmlns:oel="http://schemas.microsoft.com/office/2019/extlst" xmlns:r="http://schemas.openxmlformats.org/officeDocument/2006/relationships" xmlns:m="http://schemas.openxmlformats.org/officeDocument/2006/math" xmlns:v="urn:schemas-microsoft-com:vml" xmlns:wp14="http://schemas.microsoft.com/office/word/2010/wordprocessingDrawing" xmlns:wp="http://schemas.openxmlformats.org/drawingml/2006/wordprocessingDrawing" xmlns:w10="urn:schemas-microsoft-com:office:word" xmlns:w="http://schemas.openxmlformats.org/wordprocessingml/2006/main" xmlns:w14="http://schemas.microsoft.com/office/word/2010/wordml" xmlns:w15="http://schemas.microsoft.com/office/word/2012/wordml" xmlns:w16cex="http://schemas.microsoft.com/office/word/2018/wordml/cex" xmlns:w16cid="http://schemas.microsoft.com/office/word/2016/wordml/cid" xmlns:w16="http://schemas.microsoft.com/office/word/2018/wordml" xmlns:w16du="http://schemas.microsoft.com/office/word/2023/wordml/word16du" xmlns:w16sdtdh="http://schemas.microsoft.com/office/word/2020/wordml/sdtdatahash" xmlns:w16se="http://schemas.microsoft.com/office/word/2015/wordml/symex" xmlns:wpg="http://schemas.microsoft.com/office/word/2010/wordprocessingGroup" xmlns:wpi="http://schemas.microsoft.com/office/word/2010/wordprocessingInk" xmlns:wne="http://schemas.microsoft.com/office/word/2006/wordml" xmlns:wps="http://schemas.microsoft.com/office/word/2010/wordprocessingShape" mc:Ignorable="w14 w15 w16se w16cid w16 w16cex w16sdtdh w16du wp14">
+<w:hdr xmlns:wpc="http://schemas.microsoft.com/office/word/2010/wordprocessingCanvas" xmlns:cx="http://schemas.microsoft.com/office/drawing/2014/chartex" xmlns:cx1="http://schemas.microsoft.com/office/drawing/2015/9/8/chartex" xmlns:cx2="http://schemas.microsoft.com/office/drawing/2015/10/21/chartex" xmlns:cx3="http://schemas.microsoft.com/office/drawing/2016/5/9/chartex" xmlns:cx4="http://schemas.microsoft.com/office/drawing/2016/5/10/chartex" xmlns:cx5="http://schemas.microsoft.com/office/drawing/2016/5/11/chartex" xmlns:cx6="http://schemas.microsoft.com/office/drawing/2016/5/12/chartex" xmlns:cx7="http://schemas.microsoft.com/office/drawing/2016/5/13/chartex" xmlns:cx8="http://schemas.microsoft.com/office/drawing/2016/5/14/chartex" xmlns:mc="http://schemas.openxmlformats.org/markup-compatibility/2006" xmlns:aink="http://schemas.microsoft.com/office/drawing/2016/ink" xmlns:am3d="http://schemas.microsoft.com/office/drawing/2017/model3d" xmlns:o="urn:schemas-microsoft-com:office:office" xmlns:oel="http://schemas.microsoft.com/office/2019/extlst" xmlns:r="http://schemas.openxmlformats.org/officeDocument/2006/relationships" xmlns:m="http://schemas.openxmlformats.org/officeDocument/2006/math" xmlns:v="urn:schemas-microsoft-com:vml" xmlns:wp14="http://schemas.microsoft.com/office/word/2010/wordprocessingDrawing" xmlns:wp="http://schemas.openxmlformats.org/drawingml/2006/wordprocessingDrawing" xmlns:w10="urn:schemas-microsoft-com:office:word" xmlns:w="http://schemas.openxmlformats.org/wordprocessingml/2006/main" xmlns:w14="http://schemas.microsoft.com/office/word/2010/wordml" xmlns:w15="http://schemas.microsoft.com/office/word/2012/wordml" xmlns:w16cex="http://schemas.microsoft.com/office/word/2018/wordml/cex" xmlns:w16cid="http://schemas.microsoft.com/office/word/2016/wordml/cid" xmlns:w16="http://schemas.microsoft.com/office/word/2018/wordml" xmlns:w16du="http://schemas.microsoft.com/office/word/2023/wordml/word16du" xmlns:w16sdtdh="http://schemas.microsoft.com/office/word/2020/wordml/sdtdatahash" xmlns:w16sdtfl="http://schemas.microsoft.com/office/word/2024/wordml/sdtformatlock" xmlns:w16se="http://schemas.microsoft.com/office/word/2015/wordml/symex" xmlns:wpg="http://schemas.microsoft.com/office/word/2010/wordprocessingGroup" xmlns:wpi="http://schemas.microsoft.com/office/word/2010/wordprocessingInk" xmlns:wne="http://schemas.microsoft.com/office/word/2006/wordml" xmlns:wps="http://schemas.microsoft.com/office/word/2010/wordprocessingShape" mc:Ignorable="w14 w15 w16se w16cid w16 w16cex w16sdtdh w16sdtfl w16du wp14">
   <w:p>
     <w:pPr>
       <w:pStyle w:val="Encabezado"/>
@@ -17944,7 +17306,7 @@
 </file>
 
 <file path=word/numbering.xml><?xml version="1.0" encoding="utf-8"?>
-<w:numbering xmlns:wpc="http://schemas.microsoft.com/office/word/2010/wordprocessingCanvas" xmlns:cx="http://schemas.microsoft.com/office/drawing/2014/chartex" xmlns:cx1="http://schemas.microsoft.com/office/drawing/2015/9/8/chartex" xmlns:cx2="http://schemas.microsoft.com/office/drawing/2015/10/21/chartex" xmlns:cx3="http://schemas.microsoft.com/office/drawing/2016/5/9/chartex" xmlns:cx4="http://schemas.microsoft.com/office/drawing/2016/5/10/chartex" xmlns:cx5="http://schemas.microsoft.com/office/drawing/2016/5/11/chartex" xmlns:cx6="http://schemas.microsoft.com/office/drawing/2016/5/12/chartex" xmlns:cx7="http://schemas.microsoft.com/office/drawing/2016/5/13/chartex" xmlns:cx8="http://schemas.microsoft.com/office/drawing/2016/5/14/chartex" xmlns:mc="http://schemas.openxmlformats.org/markup-compatibility/2006" xmlns:aink="http://schemas.microsoft.com/office/drawing/2016/ink" xmlns:am3d="http://schemas.microsoft.com/office/drawing/2017/model3d" xmlns:o="urn:schemas-microsoft-com:office:office" xmlns:oel="http://schemas.microsoft.com/office/2019/extlst" xmlns:r="http://schemas.openxmlformats.org/officeDocument/2006/relationships" xmlns:m="http://schemas.openxmlformats.org/officeDocument/2006/math" xmlns:v="urn:schemas-microsoft-com:vml" xmlns:wp14="http://schemas.microsoft.com/office/word/2010/wordprocessingDrawing" xmlns:wp="http://schemas.openxmlformats.org/drawingml/2006/wordprocessingDrawing" xmlns:w10="urn:schemas-microsoft-com:office:word" xmlns:w="http://schemas.openxmlformats.org/wordprocessingml/2006/main" xmlns:w14="http://schemas.microsoft.com/office/word/2010/wordml" xmlns:w15="http://schemas.microsoft.com/office/word/2012/wordml" xmlns:w16cex="http://schemas.microsoft.com/office/word/2018/wordml/cex" xmlns:w16cid="http://schemas.microsoft.com/office/word/2016/wordml/cid" xmlns:w16="http://schemas.microsoft.com/office/word/2018/wordml" xmlns:w16du="http://schemas.microsoft.com/office/word/2023/wordml/word16du" xmlns:w16sdtdh="http://schemas.microsoft.com/office/word/2020/wordml/sdtdatahash" xmlns:w16se="http://schemas.microsoft.com/office/word/2015/wordml/symex" xmlns:wpg="http://schemas.microsoft.com/office/word/2010/wordprocessingGroup" xmlns:wpi="http://schemas.microsoft.com/office/word/2010/wordprocessingInk" xmlns:wne="http://schemas.microsoft.com/office/word/2006/wordml" xmlns:wps="http://schemas.microsoft.com/office/word/2010/wordprocessingShape" mc:Ignorable="w14 w15 w16se w16cid w16 w16cex w16sdtdh w16du wp14">
+<w:numbering xmlns:wpc="http://schemas.microsoft.com/office/word/2010/wordprocessingCanvas" xmlns:cx="http://schemas.microsoft.com/office/drawing/2014/chartex" xmlns:cx1="http://schemas.microsoft.com/office/drawing/2015/9/8/chartex" xmlns:cx2="http://schemas.microsoft.com/office/drawing/2015/10/21/chartex" xmlns:cx3="http://schemas.microsoft.com/office/drawing/2016/5/9/chartex" xmlns:cx4="http://schemas.microsoft.com/office/drawing/2016/5/10/chartex" xmlns:cx5="http://schemas.microsoft.com/office/drawing/2016/5/11/chartex" xmlns:cx6="http://schemas.microsoft.com/office/drawing/2016/5/12/chartex" xmlns:cx7="http://schemas.microsoft.com/office/drawing/2016/5/13/chartex" xmlns:cx8="http://schemas.microsoft.com/office/drawing/2016/5/14/chartex" xmlns:mc="http://schemas.openxmlformats.org/markup-compatibility/2006" xmlns:aink="http://schemas.microsoft.com/office/drawing/2016/ink" xmlns:am3d="http://schemas.microsoft.com/office/drawing/2017/model3d" xmlns:o="urn:schemas-microsoft-com:office:office" xmlns:oel="http://schemas.microsoft.com/office/2019/extlst" xmlns:r="http://schemas.openxmlformats.org/officeDocument/2006/relationships" xmlns:m="http://schemas.openxmlformats.org/officeDocument/2006/math" xmlns:v="urn:schemas-microsoft-com:vml" xmlns:wp14="http://schemas.microsoft.com/office/word/2010/wordprocessingDrawing" xmlns:wp="http://schemas.openxmlformats.org/drawingml/2006/wordprocessingDrawing" xmlns:w10="urn:schemas-microsoft-com:office:word" xmlns:w="http://schemas.openxmlformats.org/wordprocessingml/2006/main" xmlns:w14="http://schemas.microsoft.com/office/word/2010/wordml" xmlns:w15="http://schemas.microsoft.com/office/word/2012/wordml" xmlns:w16cex="http://schemas.microsoft.com/office/word/2018/wordml/cex" xmlns:w16cid="http://schemas.microsoft.com/office/word/2016/wordml/cid" xmlns:w16="http://schemas.microsoft.com/office/word/2018/wordml" xmlns:w16du="http://schemas.microsoft.com/office/word/2023/wordml/word16du" xmlns:w16sdtdh="http://schemas.microsoft.com/office/word/2020/wordml/sdtdatahash" xmlns:w16sdtfl="http://schemas.microsoft.com/office/word/2024/wordml/sdtformatlock" xmlns:w16se="http://schemas.microsoft.com/office/word/2015/wordml/symex" xmlns:wpg="http://schemas.microsoft.com/office/word/2010/wordprocessingGroup" xmlns:wpi="http://schemas.microsoft.com/office/word/2010/wordprocessingInk" xmlns:wne="http://schemas.microsoft.com/office/word/2006/wordml" xmlns:wps="http://schemas.microsoft.com/office/word/2010/wordprocessingShape" mc:Ignorable="w14 w15 w16se w16cid w16 w16cex w16sdtdh w16sdtfl w16du wp14">
   <w:abstractNum w:abstractNumId="0" w15:restartNumberingAfterBreak="0">
     <w:nsid w:val="FFFFFF7C"/>
     <w:multiLevelType w:val="singleLevel"/>
@@ -23182,7 +22544,7 @@
 </file>
 
 <file path=word/styles.xml><?xml version="1.0" encoding="utf-8"?>
-<w:styles xmlns:mc="http://schemas.openxmlformats.org/markup-compatibility/2006" xmlns:r="http://schemas.openxmlformats.org/officeDocument/2006/relationships" xmlns:w="http://schemas.openxmlformats.org/wordprocessingml/2006/main" xmlns:w14="http://schemas.microsoft.com/office/word/2010/wordml" xmlns:w15="http://schemas.microsoft.com/office/word/2012/wordml" xmlns:w16cex="http://schemas.microsoft.com/office/word/2018/wordml/cex" xmlns:w16cid="http://schemas.microsoft.com/office/word/2016/wordml/cid" xmlns:w16="http://schemas.microsoft.com/office/word/2018/wordml" xmlns:w16du="http://schemas.microsoft.com/office/word/2023/wordml/word16du" xmlns:w16sdtdh="http://schemas.microsoft.com/office/word/2020/wordml/sdtdatahash" xmlns:w16se="http://schemas.microsoft.com/office/word/2015/wordml/symex" mc:Ignorable="w14 w15 w16se w16cid w16 w16cex w16sdtdh w16du">
+<w:styles xmlns:mc="http://schemas.openxmlformats.org/markup-compatibility/2006" xmlns:r="http://schemas.openxmlformats.org/officeDocument/2006/relationships" xmlns:w="http://schemas.openxmlformats.org/wordprocessingml/2006/main" xmlns:w14="http://schemas.microsoft.com/office/word/2010/wordml" xmlns:w15="http://schemas.microsoft.com/office/word/2012/wordml" xmlns:w16cex="http://schemas.microsoft.com/office/word/2018/wordml/cex" xmlns:w16cid="http://schemas.microsoft.com/office/word/2016/wordml/cid" xmlns:w16="http://schemas.microsoft.com/office/word/2018/wordml" xmlns:w16du="http://schemas.microsoft.com/office/word/2023/wordml/word16du" xmlns:w16sdtdh="http://schemas.microsoft.com/office/word/2020/wordml/sdtdatahash" xmlns:w16sdtfl="http://schemas.microsoft.com/office/word/2024/wordml/sdtformatlock" xmlns:w16se="http://schemas.microsoft.com/office/word/2015/wordml/symex" mc:Ignorable="w14 w15 w16se w16cid w16 w16cex w16sdtdh w16sdtfl w16du">
   <w:docDefaults>
     <w:rPrDefault>
       <w:rPr>
@@ -28342,10 +27704,14 @@
 </file>
 
 <file path=customXml/item1.xml><?xml version="1.0" encoding="utf-8"?>
-<ct:contentTypeSchema xmlns:ct="http://schemas.microsoft.com/office/2006/metadata/contentType" xmlns:ma="http://schemas.microsoft.com/office/2006/metadata/properties/metaAttributes" ct:_="" ma:_="" ma:contentTypeName="Documento" ma:contentTypeID="0x01010049282E1EDBE9234EA9E6D38F720E265F" ma:contentTypeVersion="15" ma:contentTypeDescription="Crear nuevo documento." ma:contentTypeScope="" ma:versionID="b31c7aa9eaf043a08b87120b3c4916e3">
-  <xsd:schema xmlns:xsd="http://www.w3.org/2001/XMLSchema" xmlns:xs="http://www.w3.org/2001/XMLSchema" xmlns:p="http://schemas.microsoft.com/office/2006/metadata/properties" xmlns:ns2="cb45339b-ced9-4d0d-8f64-77573914d53b" xmlns:ns3="43a3ca16-9c26-4813-b83f-4aec9927b43f" targetNamespace="http://schemas.microsoft.com/office/2006/metadata/properties" ma:root="true" ma:fieldsID="3533d065b04d75c457075bc55f1f5315" ns2:_="" ns3:_="">
-    <xsd:import namespace="cb45339b-ced9-4d0d-8f64-77573914d53b"/>
-    <xsd:import namespace="43a3ca16-9c26-4813-b83f-4aec9927b43f"/>
+<b:Sources xmlns:b="http://schemas.openxmlformats.org/officeDocument/2006/bibliography" xmlns="http://schemas.openxmlformats.org/officeDocument/2006/bibliography" SelectedStyle="\APASixthEditionOfficeOnline.xsl" StyleName="APA" Version="6"/>
+</file>
+
+<file path=customXml/item2.xml><?xml version="1.0" encoding="utf-8"?>
+<ct:contentTypeSchema xmlns:ct="http://schemas.microsoft.com/office/2006/metadata/contentType" xmlns:ma="http://schemas.microsoft.com/office/2006/metadata/properties/metaAttributes" ct:_="" ma:_="" ma:contentTypeName="Documento" ma:contentTypeID="0x0101006A81D6BD42E8DF4C91013959704817E1" ma:contentTypeVersion="15" ma:contentTypeDescription="Crear nuevo documento." ma:contentTypeScope="" ma:versionID="bf4f72ffd194f0963ff564daca6869f7">
+  <xsd:schema xmlns:xsd="http://www.w3.org/2001/XMLSchema" xmlns:xs="http://www.w3.org/2001/XMLSchema" xmlns:p="http://schemas.microsoft.com/office/2006/metadata/properties" xmlns:ns2="13c90a0b-73bc-4dc0-be5f-28d77b615beb" xmlns:ns3="13c93bba-48ce-428c-bfe5-88b42c19b028" targetNamespace="http://schemas.microsoft.com/office/2006/metadata/properties" ma:root="true" ma:fieldsID="8718d6f4873a5b1392a45044efa78385" ns2:_="" ns3:_="">
+    <xsd:import namespace="13c90a0b-73bc-4dc0-be5f-28d77b615beb"/>
+    <xsd:import namespace="13c93bba-48ce-428c-bfe5-88b42c19b028"/>
     <xsd:element name="properties">
       <xsd:complexType>
         <xsd:sequence>
@@ -28356,16 +27722,16 @@
                 <xsd:element ref="ns2:SharedWithDetails" minOccurs="0"/>
                 <xsd:element ref="ns3:MediaServiceMetadata" minOccurs="0"/>
                 <xsd:element ref="ns3:MediaServiceFastMetadata" minOccurs="0"/>
+                <xsd:element ref="ns3:MediaServiceSearchProperties" minOccurs="0"/>
+                <xsd:element ref="ns3:MediaServiceObjectDetectorVersions" minOccurs="0"/>
                 <xsd:element ref="ns3:MediaServiceDateTaken" minOccurs="0"/>
-                <xsd:element ref="ns3:MediaServiceObjectDetectorVersions" minOccurs="0"/>
-                <xsd:element ref="ns3:MediaLengthInSeconds" minOccurs="0"/>
-                <xsd:element ref="ns3:MediaServiceLocation" minOccurs="0"/>
                 <xsd:element ref="ns3:MediaServiceGenerationTime" minOccurs="0"/>
                 <xsd:element ref="ns3:MediaServiceEventHashCode" minOccurs="0"/>
+                <xsd:element ref="ns3:MediaLengthInSeconds" minOccurs="0"/>
                 <xsd:element ref="ns3:lcf76f155ced4ddcb4097134ff3c332f" minOccurs="0"/>
                 <xsd:element ref="ns2:TaxCatchAll" minOccurs="0"/>
                 <xsd:element ref="ns3:MediaServiceOCR" minOccurs="0"/>
-                <xsd:element ref="ns3:MediaServiceSearchProperties" minOccurs="0"/>
+                <xsd:element ref="ns3:MediaServiceLocation" minOccurs="0"/>
               </xsd:all>
             </xsd:complexType>
           </xsd:element>
@@ -28373,7 +27739,7 @@
       </xsd:complexType>
     </xsd:element>
   </xsd:schema>
-  <xsd:schema xmlns:xsd="http://www.w3.org/2001/XMLSchema" xmlns:xs="http://www.w3.org/2001/XMLSchema" xmlns:dms="http://schemas.microsoft.com/office/2006/documentManagement/types" xmlns:pc="http://schemas.microsoft.com/office/infopath/2007/PartnerControls" targetNamespace="cb45339b-ced9-4d0d-8f64-77573914d53b" elementFormDefault="qualified">
+  <xsd:schema xmlns:xsd="http://www.w3.org/2001/XMLSchema" xmlns:xs="http://www.w3.org/2001/XMLSchema" xmlns:dms="http://schemas.microsoft.com/office/2006/documentManagement/types" xmlns:pc="http://schemas.microsoft.com/office/infopath/2007/PartnerControls" targetNamespace="13c90a0b-73bc-4dc0-be5f-28d77b615beb" elementFormDefault="qualified">
     <xsd:import namespace="http://schemas.microsoft.com/office/2006/documentManagement/types"/>
     <xsd:import namespace="http://schemas.microsoft.com/office/infopath/2007/PartnerControls"/>
     <xsd:element name="SharedWithUsers" ma:index="8" nillable="true" ma:displayName="Compartido con" ma:internalName="SharedWithUsers" ma:readOnly="true">
@@ -28402,7 +27768,7 @@
         </xsd:restriction>
       </xsd:simpleType>
     </xsd:element>
-    <xsd:element name="TaxCatchAll" ma:index="20" nillable="true" ma:displayName="Taxonomy Catch All Column" ma:hidden="true" ma:list="{2f40a149-578b-41a1-8845-c88bc1831770}" ma:internalName="TaxCatchAll" ma:showField="CatchAllData" ma:web="cb45339b-ced9-4d0d-8f64-77573914d53b">
+    <xsd:element name="TaxCatchAll" ma:index="20" nillable="true" ma:displayName="Taxonomy Catch All Column" ma:hidden="true" ma:list="{a42ca037-5d13-4729-aeec-4237f141d2d6}" ma:internalName="TaxCatchAll" ma:showField="CatchAllData" ma:web="13c90a0b-73bc-4dc0-be5f-28d77b615beb">
       <xsd:complexType>
         <xsd:complexContent>
           <xsd:extension base="dms:MultiChoiceLookup">
@@ -28414,7 +27780,7 @@
       </xsd:complexType>
     </xsd:element>
   </xsd:schema>
-  <xsd:schema xmlns:xsd="http://www.w3.org/2001/XMLSchema" xmlns:xs="http://www.w3.org/2001/XMLSchema" xmlns:dms="http://schemas.microsoft.com/office/2006/documentManagement/types" xmlns:pc="http://schemas.microsoft.com/office/infopath/2007/PartnerControls" targetNamespace="43a3ca16-9c26-4813-b83f-4aec9927b43f" elementFormDefault="qualified">
+  <xsd:schema xmlns:xsd="http://www.w3.org/2001/XMLSchema" xmlns:xs="http://www.w3.org/2001/XMLSchema" xmlns:dms="http://schemas.microsoft.com/office/2006/documentManagement/types" xmlns:pc="http://schemas.microsoft.com/office/infopath/2007/PartnerControls" targetNamespace="13c93bba-48ce-428c-bfe5-88b42c19b028" elementFormDefault="qualified">
     <xsd:import namespace="http://schemas.microsoft.com/office/2006/documentManagement/types"/>
     <xsd:import namespace="http://schemas.microsoft.com/office/infopath/2007/PartnerControls"/>
     <xsd:element name="MediaServiceMetadata" ma:index="10" nillable="true" ma:displayName="MediaServiceMetadata" ma:hidden="true" ma:internalName="MediaServiceMetadata" ma:readOnly="true">
@@ -28427,9 +27793,9 @@
         <xsd:restriction base="dms:Note"/>
       </xsd:simpleType>
     </xsd:element>
-    <xsd:element name="MediaServiceDateTaken" ma:index="12" nillable="true" ma:displayName="MediaServiceDateTaken" ma:hidden="true" ma:indexed="true" ma:internalName="MediaServiceDateTaken" ma:readOnly="true">
+    <xsd:element name="MediaServiceSearchProperties" ma:index="12" nillable="true" ma:displayName="MediaServiceSearchProperties" ma:hidden="true" ma:internalName="MediaServiceSearchProperties" ma:readOnly="true">
       <xsd:simpleType>
-        <xsd:restriction base="dms:Text"/>
+        <xsd:restriction base="dms:Note"/>
       </xsd:simpleType>
     </xsd:element>
     <xsd:element name="MediaServiceObjectDetectorVersions" ma:index="13" nillable="true" ma:displayName="MediaServiceObjectDetectorVersions" ma:hidden="true" ma:indexed="true" ma:internalName="MediaServiceObjectDetectorVersions" ma:readOnly="true">
@@ -28437,24 +27803,24 @@
         <xsd:restriction base="dms:Text"/>
       </xsd:simpleType>
     </xsd:element>
-    <xsd:element name="MediaLengthInSeconds" ma:index="14" nillable="true" ma:displayName="MediaLengthInSeconds" ma:hidden="true" ma:internalName="MediaLengthInSeconds" ma:readOnly="true">
-      <xsd:simpleType>
-        <xsd:restriction base="dms:Unknown"/>
-      </xsd:simpleType>
-    </xsd:element>
-    <xsd:element name="MediaServiceLocation" ma:index="15" nillable="true" ma:displayName="Location" ma:indexed="true" ma:internalName="MediaServiceLocation" ma:readOnly="true">
+    <xsd:element name="MediaServiceDateTaken" ma:index="14" nillable="true" ma:displayName="MediaServiceDateTaken" ma:hidden="true" ma:indexed="true" ma:internalName="MediaServiceDateTaken" ma:readOnly="true">
       <xsd:simpleType>
         <xsd:restriction base="dms:Text"/>
       </xsd:simpleType>
     </xsd:element>
-    <xsd:element name="MediaServiceGenerationTime" ma:index="16" nillable="true" ma:displayName="MediaServiceGenerationTime" ma:hidden="true" ma:internalName="MediaServiceGenerationTime" ma:readOnly="true">
+    <xsd:element name="MediaServiceGenerationTime" ma:index="15" nillable="true" ma:displayName="MediaServiceGenerationTime" ma:hidden="true" ma:internalName="MediaServiceGenerationTime" ma:readOnly="true">
       <xsd:simpleType>
         <xsd:restriction base="dms:Text"/>
       </xsd:simpleType>
     </xsd:element>
-    <xsd:element name="MediaServiceEventHashCode" ma:index="17" nillable="true" ma:displayName="MediaServiceEventHashCode" ma:hidden="true" ma:internalName="MediaServiceEventHashCode" ma:readOnly="true">
+    <xsd:element name="MediaServiceEventHashCode" ma:index="16" nillable="true" ma:displayName="MediaServiceEventHashCode" ma:hidden="true" ma:internalName="MediaServiceEventHashCode" ma:readOnly="true">
       <xsd:simpleType>
         <xsd:restriction base="dms:Text"/>
+      </xsd:simpleType>
+    </xsd:element>
+    <xsd:element name="MediaLengthInSeconds" ma:index="17" nillable="true" ma:displayName="MediaLengthInSeconds" ma:hidden="true" ma:internalName="MediaLengthInSeconds" ma:readOnly="true">
+      <xsd:simpleType>
+        <xsd:restriction base="dms:Unknown"/>
       </xsd:simpleType>
     </xsd:element>
     <xsd:element name="lcf76f155ced4ddcb4097134ff3c332f" ma:index="19" nillable="true" ma:taxonomy="true" ma:internalName="lcf76f155ced4ddcb4097134ff3c332f" ma:taxonomyFieldName="MediaServiceImageTags" ma:displayName="Etiquetas de imagen" ma:readOnly="false" ma:fieldId="{5cf76f15-5ced-4ddc-b409-7134ff3c332f}" ma:taxonomyMulti="true" ma:sspId="d33c8c81-5745-4931-bcc4-c2aeafe86780" ma:termSetId="09814cd3-568e-fe90-9814-8d621ff8fb84" ma:anchorId="fba54fb3-c3e1-fe81-a776-ca4b69148c4d" ma:open="true" ma:isKeyword="false">
@@ -28471,9 +27837,9 @@
         </xsd:restriction>
       </xsd:simpleType>
     </xsd:element>
-    <xsd:element name="MediaServiceSearchProperties" ma:index="22" nillable="true" ma:displayName="MediaServiceSearchProperties" ma:hidden="true" ma:internalName="MediaServiceSearchProperties" ma:readOnly="true">
+    <xsd:element name="MediaServiceLocation" ma:index="22" nillable="true" ma:displayName="Location" ma:description="" ma:indexed="true" ma:internalName="MediaServiceLocation" ma:readOnly="true">
       <xsd:simpleType>
-        <xsd:restriction base="dms:Note"/>
+        <xsd:restriction base="dms:Text"/>
       </xsd:simpleType>
     </xsd:element>
   </xsd:schema>
@@ -28576,7 +27942,7 @@
 </ct:contentTypeSchema>
 </file>
 
-<file path=customXml/item2.xml><?xml version="1.0" encoding="utf-8"?>
+<file path=customXml/item3.xml><?xml version="1.0" encoding="utf-8"?>
 <?mso-contentType ?>
 <FormTemplates xmlns="http://schemas.microsoft.com/sharepoint/v3/contenttype/forms">
   <Display>DocumentLibraryForm</Display>
@@ -28585,49 +27951,38 @@
 </FormTemplates>
 </file>
 
-<file path=customXml/item3.xml><?xml version="1.0" encoding="utf-8"?>
+<file path=customXml/item4.xml><?xml version="1.0" encoding="utf-8"?>
 <p:properties xmlns:p="http://schemas.microsoft.com/office/2006/metadata/properties" xmlns:xsi="http://www.w3.org/2001/XMLSchema-instance" xmlns:pc="http://schemas.microsoft.com/office/infopath/2007/PartnerControls">
   <documentManagement>
-    <TaxCatchAll xmlns="cb45339b-ced9-4d0d-8f64-77573914d53b" xsi:nil="true"/>
-    <lcf76f155ced4ddcb4097134ff3c332f xmlns="43a3ca16-9c26-4813-b83f-4aec9927b43f">
+    <TaxCatchAll xmlns="13c90a0b-73bc-4dc0-be5f-28d77b615beb" xsi:nil="true"/>
+    <lcf76f155ced4ddcb4097134ff3c332f xmlns="13c93bba-48ce-428c-bfe5-88b42c19b028">
       <Terms xmlns="http://schemas.microsoft.com/office/infopath/2007/PartnerControls"/>
     </lcf76f155ced4ddcb4097134ff3c332f>
-    <SharedWithUsers xmlns="cb45339b-ced9-4d0d-8f64-77573914d53b">
+    <SharedWithUsers xmlns="13c90a0b-73bc-4dc0-be5f-28d77b615beb">
       <UserInfo>
         <DisplayName/>
         <AccountId xsi:nil="true"/>
         <AccountType/>
       </UserInfo>
     </SharedWithUsers>
-    <MediaLengthInSeconds xmlns="43a3ca16-9c26-4813-b83f-4aec9927b43f" xsi:nil="true"/>
+    <MediaLengthInSeconds xmlns="13c93bba-48ce-428c-bfe5-88b42c19b028" xsi:nil="true"/>
   </documentManagement>
 </p:properties>
 </file>
 
-<file path=customXml/item4.xml><?xml version="1.0" encoding="utf-8"?>
-<b:Sources xmlns:b="http://schemas.openxmlformats.org/officeDocument/2006/bibliography" xmlns="http://schemas.openxmlformats.org/officeDocument/2006/bibliography" SelectedStyle="\APASixthEditionOfficeOnline.xsl" StyleName="APA" Version="6"/>
-</file>
-
 <file path=customXml/itemProps1.xml><?xml version="1.0" encoding="utf-8"?>
-<ds:datastoreItem xmlns:ds="http://schemas.openxmlformats.org/officeDocument/2006/customXml" ds:itemID="{44FA3419-B708-4361-B0A5-288750ED135F}">
+<ds:datastoreItem xmlns:ds="http://schemas.openxmlformats.org/officeDocument/2006/customXml" ds:itemID="{F50696E7-428F-4C08-8E63-A2A9BB4C2162}">
   <ds:schemaRefs>
-    <ds:schemaRef ds:uri="http://schemas.microsoft.com/office/2006/metadata/contentType"/>
-    <ds:schemaRef ds:uri="http://schemas.microsoft.com/office/2006/metadata/properties/metaAttributes"/>
-    <ds:schemaRef ds:uri="http://www.w3.org/2001/XMLSchema"/>
-    <ds:schemaRef ds:uri="http://schemas.microsoft.com/office/2006/metadata/properties"/>
-    <ds:schemaRef ds:uri="cb45339b-ced9-4d0d-8f64-77573914d53b"/>
-    <ds:schemaRef ds:uri="43a3ca16-9c26-4813-b83f-4aec9927b43f"/>
-    <ds:schemaRef ds:uri="http://schemas.microsoft.com/office/2006/documentManagement/types"/>
-    <ds:schemaRef ds:uri="http://schemas.microsoft.com/office/infopath/2007/PartnerControls"/>
-    <ds:schemaRef ds:uri="http://schemas.openxmlformats.org/package/2006/metadata/core-properties"/>
-    <ds:schemaRef ds:uri="http://purl.org/dc/elements/1.1/"/>
-    <ds:schemaRef ds:uri="http://purl.org/dc/terms/"/>
-    <ds:schemaRef ds:uri="http://schemas.microsoft.com/internal/obd"/>
+    <ds:schemaRef ds:uri="http://schemas.openxmlformats.org/officeDocument/2006/bibliography"/>
   </ds:schemaRefs>
 </ds:datastoreItem>
 </file>
 
 <file path=customXml/itemProps2.xml><?xml version="1.0" encoding="utf-8"?>
+<ds:datastoreItem xmlns:ds="http://schemas.openxmlformats.org/officeDocument/2006/customXml" ds:itemID="{5437ED96-5E0F-4FEA-9B86-5BFBDE38FFFD}"/>
+</file>
+
+<file path=customXml/itemProps3.xml><?xml version="1.0" encoding="utf-8"?>
 <ds:datastoreItem xmlns:ds="http://schemas.openxmlformats.org/officeDocument/2006/customXml" ds:itemID="{D1463BA0-3B45-4DEC-B5D1-67B4D8CBD8AC}">
   <ds:schemaRefs>
     <ds:schemaRef ds:uri="http://schemas.microsoft.com/sharepoint/v3/contenttype/forms"/>
@@ -28635,21 +27990,13 @@
 </ds:datastoreItem>
 </file>
 
-<file path=customXml/itemProps3.xml><?xml version="1.0" encoding="utf-8"?>
+<file path=customXml/itemProps4.xml><?xml version="1.0" encoding="utf-8"?>
 <ds:datastoreItem xmlns:ds="http://schemas.openxmlformats.org/officeDocument/2006/customXml" ds:itemID="{D05CFDB7-EDF5-4096-8DE9-61AA6309952F}">
   <ds:schemaRefs>
     <ds:schemaRef ds:uri="http://schemas.microsoft.com/office/2006/metadata/properties"/>
     <ds:schemaRef ds:uri="http://schemas.microsoft.com/office/infopath/2007/PartnerControls"/>
-    <ds:schemaRef ds:uri="cb45339b-ced9-4d0d-8f64-77573914d53b"/>
-    <ds:schemaRef ds:uri="43a3ca16-9c26-4813-b83f-4aec9927b43f"/>
-  </ds:schemaRefs>
-</ds:datastoreItem>
-</file>
-
-<file path=customXml/itemProps4.xml><?xml version="1.0" encoding="utf-8"?>
-<ds:datastoreItem xmlns:ds="http://schemas.openxmlformats.org/officeDocument/2006/customXml" ds:itemID="{F50696E7-428F-4C08-8E63-A2A9BB4C2162}">
-  <ds:schemaRefs>
-    <ds:schemaRef ds:uri="http://schemas.openxmlformats.org/officeDocument/2006/bibliography"/>
+    <ds:schemaRef ds:uri="13c90a0b-73bc-4dc0-be5f-28d77b615beb"/>
+    <ds:schemaRef ds:uri="13c93bba-48ce-428c-bfe5-88b42c19b028"/>
   </ds:schemaRefs>
 </ds:datastoreItem>
 </file>